--- a/Ausgabe/Klasse_8/03_Robot_Karol/05_Praesentationen.docx
+++ b/Ausgabe/Klasse_8/03_Robot_Karol/05_Praesentationen.docx
@@ -767,7 +767,7 @@
       <w:rPr>
         <w:sz w:val="16"/>
       </w:rPr>
-      <w:t>Unterrichtsmaterial Oberschule Sachsen · Version v0.4.0-319-gc4b6538-dirty · Build 16.08.2026</w:t>
+      <w:t>Unterrichtsmaterial Oberschule Sachsen · Version v0.4.0-322-g516fad1-dirty · Build 17.08.2026</w:t>
     </w:r>
   </w:p>
 </w:ftr>

--- a/Ausgabe/Klasse_8/03_Robot_Karol/05_Praesentationen.docx
+++ b/Ausgabe/Klasse_8/03_Robot_Karol/05_Praesentationen.docx
@@ -767,7 +767,7 @@
       <w:rPr>
         <w:sz w:val="16"/>
       </w:rPr>
-      <w:t>Unterrichtsmaterial Oberschule Sachsen · Version v0.4.0-322-g516fad1-dirty · Build 17.08.2026</w:t>
+      <w:t>Unterrichtsmaterial Oberschule Sachsen · Version v0.4.0-327-g8416f81-dirty · Build 17.08.2026</w:t>
     </w:r>
   </w:p>
 </w:ftr>

--- a/Ausgabe/Klasse_8/03_Robot_Karol/05_Praesentationen.docx
+++ b/Ausgabe/Klasse_8/03_Robot_Karol/05_Praesentationen.docx
@@ -767,7 +767,7 @@
       <w:rPr>
         <w:sz w:val="16"/>
       </w:rPr>
-      <w:t>Unterrichtsmaterial Oberschule Sachsen · Version v0.4.0-327-g8416f81-dirty · Build 17.08.2026</w:t>
+      <w:t>Unterrichtsmaterial Oberschule Sachsen · Version v0.4.0-333-gbccbada-dirty · Build 17.08.2026</w:t>
     </w:r>
   </w:p>
 </w:ftr>

--- a/Ausgabe/Klasse_8/03_Robot_Karol/05_Praesentationen.docx
+++ b/Ausgabe/Klasse_8/03_Robot_Karol/05_Praesentationen.docx
@@ -767,7 +767,7 @@
       <w:rPr>
         <w:sz w:val="16"/>
       </w:rPr>
-      <w:t>Unterrichtsmaterial Oberschule Sachsen · Version v0.4.0-333-gbccbada-dirty · Build 17.08.2026</w:t>
+      <w:t>Unterrichtsmaterial Oberschule Sachsen · Version v0.4.0-341-g0b15cca-dirty · Build 17.08.2026</w:t>
     </w:r>
   </w:p>
 </w:ftr>

--- a/Ausgabe/Klasse_8/03_Robot_Karol/05_Praesentationen.docx
+++ b/Ausgabe/Klasse_8/03_Robot_Karol/05_Praesentationen.docx
@@ -767,7 +767,7 @@
       <w:rPr>
         <w:sz w:val="16"/>
       </w:rPr>
-      <w:t>Unterrichtsmaterial Oberschule Sachsen · Version v0.4.0-341-g0b15cca-dirty · Build 17.08.2026</w:t>
+      <w:t>Unterrichtsmaterial Oberschule Sachsen · Version v0.4.0-356-g3db0967-dirty · Build 17.08.2026</w:t>
     </w:r>
   </w:p>
 </w:ftr>

--- a/Ausgabe/Klasse_8/03_Robot_Karol/05_Praesentationen.docx
+++ b/Ausgabe/Klasse_8/03_Robot_Karol/05_Praesentationen.docx
@@ -767,7 +767,7 @@
       <w:rPr>
         <w:sz w:val="16"/>
       </w:rPr>
-      <w:t>Unterrichtsmaterial Oberschule Sachsen · Version v0.4.0-356-g3db0967-dirty · Build 17.08.2026</w:t>
+      <w:t>Unterrichtsmaterial Oberschule Sachsen · Version v0.4.0-376-gf442749-dirty · Build 17.08.2026</w:t>
     </w:r>
   </w:p>
 </w:ftr>

--- a/Ausgabe/Klasse_8/03_Robot_Karol/05_Praesentationen.docx
+++ b/Ausgabe/Klasse_8/03_Robot_Karol/05_Praesentationen.docx
@@ -767,7 +767,7 @@
       <w:rPr>
         <w:sz w:val="16"/>
       </w:rPr>
-      <w:t>Unterrichtsmaterial Oberschule Sachsen · Version v0.4.0-356-g3db0967-dirty · Build 17.08.2026</w:t>
+      <w:t>Unterrichtsmaterial Oberschule Sachsen · Version v0.4.0-376-g6ba679b-dirty · Build 17.08.2026</w:t>
     </w:r>
   </w:p>
 </w:ftr>

--- a/Ausgabe/Klasse_8/03_Robot_Karol/05_Praesentationen.docx
+++ b/Ausgabe/Klasse_8/03_Robot_Karol/05_Praesentationen.docx
@@ -767,7 +767,7 @@
       <w:rPr>
         <w:sz w:val="16"/>
       </w:rPr>
-      <w:t>Unterrichtsmaterial Oberschule Sachsen · Version v0.4.0-356-g3db0967-dirty · Build 17.08.2026</w:t>
+      <w:t>Unterrichtsmaterial Oberschule Sachsen · Version v0.4.0-378-g61c0f2a-dirty · Build 17.08.2026</w:t>
     </w:r>
   </w:p>
 </w:ftr>

--- a/Ausgabe/Klasse_8/03_Robot_Karol/05_Praesentationen.docx
+++ b/Ausgabe/Klasse_8/03_Robot_Karol/05_Praesentationen.docx
@@ -767,7 +767,7 @@
       <w:rPr>
         <w:sz w:val="16"/>
       </w:rPr>
-      <w:t>Unterrichtsmaterial Oberschule Sachsen · Version v0.4.0-356-g3db0967-dirty · Build 17.08.2026</w:t>
+      <w:t>Unterrichtsmaterial Oberschule Sachsen · Version v0.4.0-367-gb55ec7c-dirty · Build 17.08.2026</w:t>
     </w:r>
   </w:p>
 </w:ftr>

--- a/Ausgabe/Klasse_8/03_Robot_Karol/05_Praesentationen.docx
+++ b/Ausgabe/Klasse_8/03_Robot_Karol/05_Praesentationen.docx
@@ -767,7 +767,7 @@
       <w:rPr>
         <w:sz w:val="16"/>
       </w:rPr>
-      <w:t>Unterrichtsmaterial Oberschule Sachsen · Version v0.4.0-376-gf442749-dirty · Build 17.08.2026</w:t>
+      <w:t>Unterrichtsmaterial Oberschule Sachsen · Version v0.4.0-410-g8744ce6-dirty · Build 17.08.2026</w:t>
     </w:r>
   </w:p>
 </w:ftr>

--- a/Ausgabe/Klasse_8/03_Robot_Karol/05_Praesentationen.docx
+++ b/Ausgabe/Klasse_8/03_Robot_Karol/05_Praesentationen.docx
@@ -49,7 +49,7 @@
         <w:br w:type="page"/>
       </w:r>
     </w:p>
-    <w:bookmarkStart w:id="32" w:name="präsentation-robot-karol-einstieg"/>
+    <w:bookmarkStart w:id="31" w:name="präsentation-robot-karol-einstieg"/>
     <w:p>
       <w:pPr>
         <w:pStyle w:val="Heading1"/>
@@ -58,13 +58,13 @@
         <w:t xml:space="preserve">Präsentation – Robot Karol Einstieg</w:t>
       </w:r>
     </w:p>
-    <w:bookmarkStart w:id="20" w:name="folie-1"/>
+    <w:bookmarkStart w:id="20" w:name="folie-1-leitfrage"/>
     <w:p>
       <w:pPr>
         <w:pStyle w:val="Heading2"/>
       </w:pPr>
       <w:r>
-        <w:t xml:space="preserve">Folie 1</w:t>
+        <w:t xml:space="preserve">Folie 1 – Leitfrage</w:t>
       </w:r>
     </w:p>
     <w:p>
@@ -72,35 +72,83 @@
         <w:pStyle w:val="FirstParagraph"/>
       </w:pPr>
       <w:r>
-        <w:t xml:space="preserve">Leitfrage: Wie wird aus einem Algorithmus ein Programm?</w:t>
+        <w:t xml:space="preserve">Wie wird aus einem Algorithmus ein ausführbares Programm?</w:t>
+      </w:r>
+    </w:p>
+    <w:p>
+      <w:pPr>
+        <w:pStyle w:val="BlockText"/>
+      </w:pPr>
+      <w:r>
+        <w:t xml:space="preserve">Layout-Hinweis: Leitfragenkasten nicht durch Grafiken überdecken. Karol-Welt darunter platzieren.</w:t>
       </w:r>
     </w:p>
     <w:bookmarkEnd w:id="20"/>
-    <w:bookmarkStart w:id="21" w:name="folie-2"/>
+    <w:bookmarkStart w:id="21" w:name="folie-2-die-karol-welt"/>
     <w:p>
       <w:pPr>
         <w:pStyle w:val="Heading2"/>
       </w:pPr>
       <w:r>
-        <w:t xml:space="preserve">Folie 2</w:t>
+        <w:t xml:space="preserve">Folie 2 – Die Karol-Welt</w:t>
       </w:r>
     </w:p>
     <w:p>
       <w:pPr>
-        <w:pStyle w:val="FirstParagraph"/>
-      </w:pPr>
-      <w:r>
-        <w:t xml:space="preserve">Karol-Welt: Felder, Wände, Ziegel, Marken.</w:t>
+        <w:numPr>
+          <w:ilvl w:val="0"/>
+          <w:numId w:val="1001"/>
+        </w:numPr>
+        <w:pStyle w:val="Compact"/>
+      </w:pPr>
+      <w:r>
+        <w:t xml:space="preserve">Karol bewegt sich auf Kacheln.</w:t>
+      </w:r>
+    </w:p>
+    <w:p>
+      <w:pPr>
+        <w:numPr>
+          <w:ilvl w:val="0"/>
+          <w:numId w:val="1001"/>
+        </w:numPr>
+        <w:pStyle w:val="Compact"/>
+      </w:pPr>
+      <w:r>
+        <w:t xml:space="preserve">Wände, Ziegel und Marken können Teil der Welt sein.</w:t>
+      </w:r>
+    </w:p>
+    <w:p>
+      <w:pPr>
+        <w:numPr>
+          <w:ilvl w:val="0"/>
+          <w:numId w:val="1001"/>
+        </w:numPr>
+        <w:pStyle w:val="Compact"/>
+      </w:pPr>
+      <w:r>
+        <w:t xml:space="preserve">Karol besitzt Position und Blickrichtung.</w:t>
+      </w:r>
+    </w:p>
+    <w:p>
+      <w:pPr>
+        <w:numPr>
+          <w:ilvl w:val="0"/>
+          <w:numId w:val="1001"/>
+        </w:numPr>
+        <w:pStyle w:val="Compact"/>
+      </w:pPr>
+      <w:r>
+        <w:t xml:space="preserve">Blickrichtung kann mit Norden, Osten, Süden und Westen beschrieben werden; sie hängt von der jeweiligen Welt ab.</w:t>
       </w:r>
     </w:p>
     <w:bookmarkEnd w:id="21"/>
-    <w:bookmarkStart w:id="22" w:name="folie-3"/>
+    <w:bookmarkStart w:id="22" w:name="folie-3-grundbefehle"/>
     <w:p>
       <w:pPr>
         <w:pStyle w:val="Heading2"/>
       </w:pPr>
       <w:r>
-        <w:t xml:space="preserve">Folie 3</w:t>
+        <w:t xml:space="preserve">Folie 3 – Grundbefehle</w:t>
       </w:r>
     </w:p>
     <w:p>
@@ -108,35 +156,123 @@
         <w:pStyle w:val="FirstParagraph"/>
       </w:pPr>
       <w:r>
-        <w:t xml:space="preserve">Grundbefehle im Überblick.</w:t>
+        <w:t xml:space="preserve">Beispiele:</w:t>
+      </w:r>
+      <w:r>
+        <w:t xml:space="preserve"> </w:t>
+      </w:r>
+      <w:r>
+        <w:rPr>
+          <w:rStyle w:val="VerbatimChar"/>
+        </w:rPr>
+        <w:t xml:space="preserve">Schritt</w:t>
+      </w:r>
+      <w:r>
+        <w:t xml:space="preserve">,</w:t>
+      </w:r>
+      <w:r>
+        <w:t xml:space="preserve"> </w:t>
+      </w:r>
+      <w:r>
+        <w:rPr>
+          <w:rStyle w:val="VerbatimChar"/>
+        </w:rPr>
+        <w:t xml:space="preserve">LinksDrehen</w:t>
+      </w:r>
+      <w:r>
+        <w:t xml:space="preserve">,</w:t>
+      </w:r>
+      <w:r>
+        <w:t xml:space="preserve"> </w:t>
+      </w:r>
+      <w:r>
+        <w:rPr>
+          <w:rStyle w:val="VerbatimChar"/>
+        </w:rPr>
+        <w:t xml:space="preserve">Hinlegen</w:t>
+      </w:r>
+      <w:r>
+        <w:t xml:space="preserve">,</w:t>
+      </w:r>
+      <w:r>
+        <w:t xml:space="preserve"> </w:t>
+      </w:r>
+      <w:r>
+        <w:rPr>
+          <w:rStyle w:val="VerbatimChar"/>
+        </w:rPr>
+        <w:t xml:space="preserve">Aufheben</w:t>
+      </w:r>
+      <w:r>
+        <w:t xml:space="preserve">,</w:t>
+      </w:r>
+      <w:r>
+        <w:t xml:space="preserve"> </w:t>
+      </w:r>
+      <w:r>
+        <w:rPr>
+          <w:rStyle w:val="VerbatimChar"/>
+        </w:rPr>
+        <w:t xml:space="preserve">MarkeSetzen</w:t>
+      </w:r>
+      <w:r>
+        <w:t xml:space="preserve">.</w:t>
       </w:r>
     </w:p>
     <w:bookmarkEnd w:id="22"/>
-    <w:bookmarkStart w:id="23" w:name="folie-4"/>
+    <w:bookmarkStart w:id="23" w:name="folie-4-vom-algorithmus-zum-struktogramm"/>
     <w:p>
       <w:pPr>
         <w:pStyle w:val="Heading2"/>
       </w:pPr>
       <w:r>
-        <w:t xml:space="preserve">Folie 4</w:t>
+        <w:t xml:space="preserve">Folie 4 – Vom Algorithmus zum Struktogramm</w:t>
       </w:r>
     </w:p>
     <w:p>
       <w:pPr>
-        <w:pStyle w:val="FirstParagraph"/>
-      </w:pPr>
-      <w:r>
-        <w:t xml:space="preserve">Ablauf vorhersagen.</w:t>
+        <w:numPr>
+          <w:ilvl w:val="0"/>
+          <w:numId w:val="1002"/>
+        </w:numPr>
+        <w:pStyle w:val="Compact"/>
+      </w:pPr>
+      <w:r>
+        <w:t xml:space="preserve">Struktogramm = grafische Darstellung eines Algorithmus</w:t>
+      </w:r>
+    </w:p>
+    <w:p>
+      <w:pPr>
+        <w:numPr>
+          <w:ilvl w:val="0"/>
+          <w:numId w:val="1002"/>
+        </w:numPr>
+        <w:pStyle w:val="Compact"/>
+      </w:pPr>
+      <w:r>
+        <w:t xml:space="preserve">zeigt Sequenz, Wiederholung und später Bedingungen</w:t>
+      </w:r>
+    </w:p>
+    <w:p>
+      <w:pPr>
+        <w:numPr>
+          <w:ilvl w:val="0"/>
+          <w:numId w:val="1002"/>
+        </w:numPr>
+        <w:pStyle w:val="Compact"/>
+      </w:pPr>
+      <w:r>
+        <w:t xml:space="preserve">Ablauf wird anschließend in Karol-Code übertragen</w:t>
       </w:r>
     </w:p>
     <w:bookmarkEnd w:id="23"/>
-    <w:bookmarkStart w:id="24" w:name="folie-5"/>
+    <w:bookmarkStart w:id="24" w:name="folie-5-problem-zehn-gleiche-schritte"/>
     <w:p>
       <w:pPr>
         <w:pStyle w:val="Heading2"/>
       </w:pPr>
       <w:r>
-        <w:t xml:space="preserve">Folie 5</w:t>
+        <w:t xml:space="preserve">Folie 5 – Problem: zehn gleiche Schritte</w:t>
       </w:r>
     </w:p>
     <w:p>
@@ -144,17 +280,32 @@
         <w:pStyle w:val="FirstParagraph"/>
       </w:pPr>
       <w:r>
-        <w:t xml:space="preserve">Erstes eigenes Programm.</w:t>
+        <w:t xml:space="preserve">Zehnmal</w:t>
+      </w:r>
+      <w:r>
+        <w:t xml:space="preserve"> </w:t>
+      </w:r>
+      <w:r>
+        <w:rPr>
+          <w:rStyle w:val="VerbatimChar"/>
+        </w:rPr>
+        <w:t xml:space="preserve">Schritt</w:t>
+      </w:r>
+      <w:r>
+        <w:t xml:space="preserve"> </w:t>
+      </w:r>
+      <w:r>
+        <w:t xml:space="preserve">ist lang und fehleranfällig. Wiederkehrendes Muster erkennen lassen.</w:t>
       </w:r>
     </w:p>
     <w:bookmarkEnd w:id="24"/>
-    <w:bookmarkStart w:id="25" w:name="folie-6"/>
+    <w:bookmarkStart w:id="25" w:name="folie-6-lösung-wiederholung"/>
     <w:p>
       <w:pPr>
         <w:pStyle w:val="Heading2"/>
       </w:pPr>
       <w:r>
-        <w:t xml:space="preserve">Folie 6</w:t>
+        <w:t xml:space="preserve">Folie 6 – Lösung: Wiederholung</w:t>
       </w:r>
     </w:p>
     <w:p>
@@ -162,17 +313,46 @@
         <w:pStyle w:val="FirstParagraph"/>
       </w:pPr>
       <w:r>
-        <w:t xml:space="preserve">Fehler sind Informationen: beobachten, lokalisieren, ändern.</w:t>
+        <w:t xml:space="preserve">Konkretes Beispiel:</w:t>
+      </w:r>
+    </w:p>
+    <w:p>
+      <w:pPr>
+        <w:pStyle w:val="SourceCode"/>
+      </w:pPr>
+      <w:r>
+        <w:rPr>
+          <w:rStyle w:val="VerbatimChar"/>
+        </w:rPr>
+        <w:t xml:space="preserve">wiederhole 10 mal</w:t>
+      </w:r>
+      <w:r>
+        <w:br/>
+      </w:r>
+      <w:r>
+        <w:rPr>
+          <w:rStyle w:val="VerbatimChar"/>
+        </w:rPr>
+        <w:t xml:space="preserve">    Schritt</w:t>
+      </w:r>
+      <w:r>
+        <w:br/>
+      </w:r>
+      <w:r>
+        <w:rPr>
+          <w:rStyle w:val="VerbatimChar"/>
+        </w:rPr>
+        <w:t xml:space="preserve">*wiederhole</w:t>
       </w:r>
     </w:p>
     <w:bookmarkEnd w:id="25"/>
-    <w:bookmarkStart w:id="26" w:name="folie-7"/>
+    <w:bookmarkStart w:id="26" w:name="folie-7-quadrat-mit-wiederholung"/>
     <w:p>
       <w:pPr>
         <w:pStyle w:val="Heading2"/>
       </w:pPr>
       <w:r>
-        <w:t xml:space="preserve">Folie 7</w:t>
+        <w:t xml:space="preserve">Folie 7 – Quadrat mit Wiederholung</w:t>
       </w:r>
     </w:p>
     <w:p>
@@ -180,17 +360,81 @@
         <w:pStyle w:val="FirstParagraph"/>
       </w:pPr>
       <w:r>
-        <w:t xml:space="preserve">Problem: zehn gleiche Schritte.</w:t>
+        <w:t xml:space="preserve">Konkreter Karol-Code:</w:t>
+      </w:r>
+    </w:p>
+    <w:p>
+      <w:pPr>
+        <w:pStyle w:val="SourceCode"/>
+      </w:pPr>
+      <w:r>
+        <w:rPr>
+          <w:rStyle w:val="VerbatimChar"/>
+        </w:rPr>
+        <w:t xml:space="preserve">wiederhole 4 mal</w:t>
+      </w:r>
+      <w:r>
+        <w:br/>
+      </w:r>
+      <w:r>
+        <w:rPr>
+          <w:rStyle w:val="VerbatimChar"/>
+        </w:rPr>
+        <w:t xml:space="preserve">    wiederhole 4 mal</w:t>
+      </w:r>
+      <w:r>
+        <w:br/>
+      </w:r>
+      <w:r>
+        <w:rPr>
+          <w:rStyle w:val="VerbatimChar"/>
+        </w:rPr>
+        <w:t xml:space="preserve">        Schritt</w:t>
+      </w:r>
+      <w:r>
+        <w:br/>
+      </w:r>
+      <w:r>
+        <w:rPr>
+          <w:rStyle w:val="VerbatimChar"/>
+        </w:rPr>
+        <w:t xml:space="preserve">    *wiederhole</w:t>
+      </w:r>
+      <w:r>
+        <w:br/>
+      </w:r>
+      <w:r>
+        <w:rPr>
+          <w:rStyle w:val="VerbatimChar"/>
+        </w:rPr>
+        <w:t xml:space="preserve">    LinksDrehen</w:t>
+      </w:r>
+      <w:r>
+        <w:br/>
+      </w:r>
+      <w:r>
+        <w:rPr>
+          <w:rStyle w:val="VerbatimChar"/>
+        </w:rPr>
+        <w:t xml:space="preserve">*wiederhole</w:t>
+      </w:r>
+    </w:p>
+    <w:p>
+      <w:pPr>
+        <w:pStyle w:val="FirstParagraph"/>
+      </w:pPr>
+      <w:r>
+        <w:t xml:space="preserve">Daneben ein passendes Struktogramm zeigen.</w:t>
       </w:r>
     </w:p>
     <w:bookmarkEnd w:id="26"/>
-    <w:bookmarkStart w:id="27" w:name="folie-8"/>
+    <w:bookmarkStart w:id="27" w:name="folie-8-fehler-sind-informationen"/>
     <w:p>
       <w:pPr>
         <w:pStyle w:val="Heading2"/>
       </w:pPr>
       <w:r>
-        <w:t xml:space="preserve">Folie 8</w:t>
+        <w:t xml:space="preserve">Folie 8 – Fehler sind Informationen</w:t>
       </w:r>
     </w:p>
     <w:p>
@@ -198,35 +442,81 @@
         <w:pStyle w:val="FirstParagraph"/>
       </w:pPr>
       <w:r>
-        <w:t xml:space="preserve">Lösung: Wiederholung.</w:t>
+        <w:t xml:space="preserve">Als geschlossenen Lifecycle darstellen:</w:t>
+      </w:r>
+      <w:r>
+        <w:t xml:space="preserve"> </w:t>
+      </w:r>
+      <w:r>
+        <w:rPr>
+          <w:bCs/>
+          <w:b/>
+        </w:rPr>
+        <w:t xml:space="preserve">Beobachten → Eingrenzen → Ändern → Testen → Beobachten → …</w:t>
+      </w:r>
+    </w:p>
+    <w:p>
+      <w:pPr>
+        <w:pStyle w:val="BodyText"/>
+      </w:pPr>
+      <w:r>
+        <w:t xml:space="preserve">Merksatz: nur eine gezielte Änderung durchführen und danach erneut testen.</w:t>
       </w:r>
     </w:p>
     <w:bookmarkEnd w:id="27"/>
-    <w:bookmarkStart w:id="28" w:name="folie-9"/>
+    <w:bookmarkStart w:id="28" w:name="folie-9-konkrete-testfälle"/>
     <w:p>
       <w:pPr>
         <w:pStyle w:val="Heading2"/>
       </w:pPr>
       <w:r>
-        <w:t xml:space="preserve">Folie 9</w:t>
+        <w:t xml:space="preserve">Folie 9 – Konkrete Testfälle</w:t>
       </w:r>
     </w:p>
     <w:p>
       <w:pPr>
-        <w:pStyle w:val="FirstParagraph"/>
-      </w:pPr>
-      <w:r>
-        <w:t xml:space="preserve">Quadrat mit Wiederholung.</w:t>
+        <w:numPr>
+          <w:ilvl w:val="0"/>
+          <w:numId w:val="1003"/>
+        </w:numPr>
+        <w:pStyle w:val="Compact"/>
+      </w:pPr>
+      <w:r>
+        <w:t xml:space="preserve">3 freie Kacheln bis zur Wand → bleibt Karol rechtzeitig stehen?</w:t>
+      </w:r>
+    </w:p>
+    <w:p>
+      <w:pPr>
+        <w:numPr>
+          <w:ilvl w:val="0"/>
+          <w:numId w:val="1003"/>
+        </w:numPr>
+        <w:pStyle w:val="Compact"/>
+      </w:pPr>
+      <w:r>
+        <w:t xml:space="preserve">Wand direkt vor Karol → kein ungültiger Schritt?</w:t>
+      </w:r>
+    </w:p>
+    <w:p>
+      <w:pPr>
+        <w:numPr>
+          <w:ilvl w:val="0"/>
+          <w:numId w:val="1003"/>
+        </w:numPr>
+        <w:pStyle w:val="Compact"/>
+      </w:pPr>
+      <w:r>
+        <w:t xml:space="preserve">6 freie Kacheln → funktioniert derselbe Algorithmus ohne Änderung?</w:t>
       </w:r>
     </w:p>
     <w:bookmarkEnd w:id="28"/>
-    <w:bookmarkStart w:id="29" w:name="folie-10"/>
+    <w:bookmarkStart w:id="29" w:name="folie-10-ausblick"/>
     <w:p>
       <w:pPr>
         <w:pStyle w:val="Heading2"/>
       </w:pPr>
       <w:r>
-        <w:t xml:space="preserve">Folie 10</w:t>
+        <w:t xml:space="preserve">Folie 10 – Ausblick</w:t>
       </w:r>
     </w:p>
     <w:p>
@@ -234,35 +524,78 @@
         <w:pStyle w:val="FirstParagraph"/>
       </w:pPr>
       <w:r>
-        <w:t xml:space="preserve">Verschachtelte Wiederholung als Muster.</w:t>
+        <w:t xml:space="preserve">Karol soll als Nächstes auf seine Umgebung reagieren: Sensorfragen, Bedingungen und eigene Anweisungen.</w:t>
       </w:r>
     </w:p>
     <w:bookmarkEnd w:id="29"/>
-    <w:bookmarkStart w:id="30" w:name="folie-11"/>
+    <w:bookmarkStart w:id="30" w:name="quellen"/>
     <w:p>
       <w:pPr>
         <w:pStyle w:val="Heading2"/>
       </w:pPr>
       <w:r>
-        <w:t xml:space="preserve">Folie 11</w:t>
+        <w:t xml:space="preserve">Quellen</w:t>
       </w:r>
     </w:p>
     <w:p>
       <w:pPr>
-        <w:pStyle w:val="FirstParagraph"/>
-      </w:pPr>
-      <w:r>
-        <w:t xml:space="preserve">Testfälle für verschiedene Seitenlängen.</w:t>
+        <w:numPr>
+          <w:ilvl w:val="0"/>
+          <w:numId w:val="1004"/>
+        </w:numPr>
+        <w:pStyle w:val="Compact"/>
+      </w:pPr>
+      <w:r>
+        <w:t xml:space="preserve">Robot Karol: https://www.schule.bayern.de/karol</w:t>
+      </w:r>
+    </w:p>
+    <w:p>
+      <w:pPr>
+        <w:numPr>
+          <w:ilvl w:val="0"/>
+          <w:numId w:val="1004"/>
+        </w:numPr>
+        <w:pStyle w:val="Compact"/>
+      </w:pPr>
+      <w:r>
+        <w:t xml:space="preserve">Sächsischer Lehrplan Oberschule Informatik, Klassenstufe 8: https://www.schulportal.sachsen.de/lplandb/lehrplan/514</w:t>
+      </w:r>
+    </w:p>
+    <w:p>
+      <w:pPr>
+        <w:numPr>
+          <w:ilvl w:val="0"/>
+          <w:numId w:val="1004"/>
+        </w:numPr>
+        <w:pStyle w:val="Compact"/>
+      </w:pPr>
+      <w:r>
+        <w:t xml:space="preserve">Grafiken und Struktogramme: eigene didaktische Darstellung.</w:t>
+      </w:r>
+    </w:p>
+    <w:p>
+      <w:r>
+        <w:br w:type="page"/>
       </w:r>
     </w:p>
     <w:bookmarkEnd w:id="30"/>
-    <w:bookmarkStart w:id="31" w:name="folie-12"/>
+    <w:bookmarkEnd w:id="31"/>
+    <w:bookmarkStart w:id="45" w:name="X938706dc9d49cd41e458c22b6d26ed0487b77ea"/>
     <w:p>
       <w:pPr>
+        <w:pStyle w:val="Heading1"/>
+      </w:pPr>
+      <w:r>
+        <w:t xml:space="preserve">Präsentation – Robot Karol: Bedingungen und Unterprogramme</w:t>
+      </w:r>
+    </w:p>
+    <w:bookmarkStart w:id="32" w:name="folie-1-leitfrage-1"/>
+    <w:p>
+      <w:pPr>
         <w:pStyle w:val="Heading2"/>
       </w:pPr>
       <w:r>
-        <w:t xml:space="preserve">Folie 12</w:t>
+        <w:t xml:space="preserve">Folie 1 – Leitfrage</w:t>
       </w:r>
     </w:p>
     <w:p>
@@ -270,50 +603,122 @@
         <w:pStyle w:val="FirstParagraph"/>
       </w:pPr>
       <w:r>
-        <w:t xml:space="preserve">Ausblick: Karol soll auf seine Umgebung reagieren – Bedingungen und Sensoren.</w:t>
+        <w:t xml:space="preserve">Wie kann Karol auf unterschiedliche Situationen reagieren und Programmteile wiederverwenden?</w:t>
       </w:r>
     </w:p>
     <w:p>
-      <w:r>
-        <w:br w:type="page"/>
+      <w:pPr>
+        <w:pStyle w:val="BlockText"/>
+      </w:pPr>
+      <w:r>
+        <w:t xml:space="preserve">Layout-Hinweis: Leitfragenkasten frei halten; Grafik darunter.</w:t>
       </w:r>
     </w:p>
-    <w:bookmarkEnd w:id="31"/>
     <w:bookmarkEnd w:id="32"/>
-    <w:bookmarkStart w:id="45" w:name="X938706dc9d49cd41e458c22b6d26ed0487b77ea"/>
+    <w:bookmarkStart w:id="33" w:name="folie-2-sensorfragen-als-bedingungen"/>
     <w:p>
       <w:pPr>
-        <w:pStyle w:val="Heading1"/>
-      </w:pPr>
-      <w:r>
-        <w:t xml:space="preserve">Präsentation – Robot Karol: Bedingungen und Unterprogramme</w:t>
-      </w:r>
-    </w:p>
-    <w:bookmarkStart w:id="33" w:name="folie-1-1"/>
-    <w:p>
-      <w:pPr>
         <w:pStyle w:val="Heading2"/>
       </w:pPr>
       <w:r>
-        <w:t xml:space="preserve">Folie 1</w:t>
+        <w:t xml:space="preserve">Folie 2 – Sensorfragen als Bedingungen</w:t>
       </w:r>
     </w:p>
     <w:p>
       <w:pPr>
+        <w:numPr>
+          <w:ilvl w:val="0"/>
+          <w:numId w:val="1005"/>
+        </w:numPr>
+        <w:pStyle w:val="Compact"/>
+      </w:pPr>
+      <w:r>
+        <w:t xml:space="preserve">Sensorfragen liefern Informationen über Karols Umgebung.</w:t>
+      </w:r>
+    </w:p>
+    <w:p>
+      <w:pPr>
+        <w:numPr>
+          <w:ilvl w:val="0"/>
+          <w:numId w:val="1005"/>
+        </w:numPr>
+        <w:pStyle w:val="Compact"/>
+      </w:pPr>
+      <w:r>
+        <w:t xml:space="preserve">Die hier verwendeten Sensorfragen liefern</w:t>
+      </w:r>
+      <w:r>
+        <w:t xml:space="preserve"> </w:t>
+      </w:r>
+      <w:r>
+        <w:rPr>
+          <w:bCs/>
+          <w:b/>
+        </w:rPr>
+        <w:t xml:space="preserve">WAHR oder FALSCH (JA oder NEIN)</w:t>
+      </w:r>
+      <w:r>
+        <w:t xml:space="preserve">.</w:t>
+      </w:r>
+    </w:p>
+    <w:p>
+      <w:pPr>
+        <w:numPr>
+          <w:ilvl w:val="0"/>
+          <w:numId w:val="1005"/>
+        </w:numPr>
+        <w:pStyle w:val="Compact"/>
+      </w:pPr>
+      <w:r>
+        <w:t xml:space="preserve">Dadurch können sie direkt als Bedingungen verwendet werden.</w:t>
+      </w:r>
+    </w:p>
+    <w:p>
+      <w:pPr>
         <w:pStyle w:val="FirstParagraph"/>
       </w:pPr>
       <w:r>
-        <w:t xml:space="preserve">Leitfrage: Wie reagiert Karol auf seine Umgebung?</w:t>
+        <w:t xml:space="preserve">Lehrerhinweis:</w:t>
+      </w:r>
+      <w:r>
+        <w:t xml:space="preserve"> </w:t>
+      </w:r>
+      <w:r>
+        <w:rPr>
+          <w:rStyle w:val="VerbatimChar"/>
+        </w:rPr>
+        <w:t xml:space="preserve">if</w:t>
+      </w:r>
+      <w:r>
+        <w:t xml:space="preserve"> </w:t>
+      </w:r>
+      <w:r>
+        <w:t xml:space="preserve">wertet Bedingungen wahr/falsch aus. Mehrfachauswahlen wie</w:t>
+      </w:r>
+      <w:r>
+        <w:t xml:space="preserve"> </w:t>
+      </w:r>
+      <w:r>
+        <w:rPr>
+          <w:rStyle w:val="VerbatimChar"/>
+        </w:rPr>
+        <w:t xml:space="preserve">switch/case</w:t>
+      </w:r>
+      <w:r>
+        <w:t xml:space="preserve"> </w:t>
+      </w:r>
+      <w:r>
+        <w:t xml:space="preserve">sind andere Auswahlstrukturen und werden hier nicht benötigt.</w:t>
       </w:r>
     </w:p>
     <w:bookmarkEnd w:id="33"/>
-    <w:bookmarkStart w:id="34" w:name="folie-2-1"/>
+    <w:bookmarkStart w:id="34" w:name="folie-3-wenn-dann-sonst"/>
     <w:p>
       <w:pPr>
         <w:pStyle w:val="Heading2"/>
       </w:pPr>
       <w:r>
-        <w:t xml:space="preserve">Folie 2</w:t>
+        <w:t xml:space="preserve">Folie 3 – WENN – DANN – SONST</w:t>
       </w:r>
     </w:p>
     <w:p>
@@ -321,17 +726,72 @@
         <w:pStyle w:val="FirstParagraph"/>
       </w:pPr>
       <w:r>
-        <w:t xml:space="preserve">Starres Programm – warum es in einer anderen Welt scheitert.</w:t>
+        <w:t xml:space="preserve">Beispiel:</w:t>
+      </w:r>
+    </w:p>
+    <w:p>
+      <w:pPr>
+        <w:pStyle w:val="SourceCode"/>
+      </w:pPr>
+      <w:r>
+        <w:rPr>
+          <w:rStyle w:val="VerbatimChar"/>
+        </w:rPr>
+        <w:t xml:space="preserve">wenn IstWand dann</w:t>
+      </w:r>
+      <w:r>
+        <w:br/>
+      </w:r>
+      <w:r>
+        <w:rPr>
+          <w:rStyle w:val="VerbatimChar"/>
+        </w:rPr>
+        <w:t xml:space="preserve">    LinksDrehen</w:t>
+      </w:r>
+      <w:r>
+        <w:br/>
+      </w:r>
+      <w:r>
+        <w:rPr>
+          <w:rStyle w:val="VerbatimChar"/>
+        </w:rPr>
+        <w:t xml:space="preserve">sonst</w:t>
+      </w:r>
+      <w:r>
+        <w:br/>
+      </w:r>
+      <w:r>
+        <w:rPr>
+          <w:rStyle w:val="VerbatimChar"/>
+        </w:rPr>
+        <w:t xml:space="preserve">    Schritt</w:t>
+      </w:r>
+      <w:r>
+        <w:br/>
+      </w:r>
+      <w:r>
+        <w:rPr>
+          <w:rStyle w:val="VerbatimChar"/>
+        </w:rPr>
+        <w:t xml:space="preserve">*wenn</w:t>
+      </w:r>
+    </w:p>
+    <w:p>
+      <w:pPr>
+        <w:pStyle w:val="FirstParagraph"/>
+      </w:pPr>
+      <w:r>
+        <w:t xml:space="preserve">Daneben ein passendes Struktogramm.</w:t>
       </w:r>
     </w:p>
     <w:bookmarkEnd w:id="34"/>
-    <w:bookmarkStart w:id="35" w:name="folie-3-1"/>
+    <w:bookmarkStart w:id="35" w:name="folie-4-feste-vs.-bedingte-wiederholung"/>
     <w:p>
       <w:pPr>
         <w:pStyle w:val="Heading2"/>
       </w:pPr>
       <w:r>
-        <w:t xml:space="preserve">Folie 3</w:t>
+        <w:t xml:space="preserve">Folie 4 – Feste vs. bedingte Wiederholung</w:t>
       </w:r>
     </w:p>
     <w:p>
@@ -339,35 +799,167 @@
         <w:pStyle w:val="FirstParagraph"/>
       </w:pPr>
       <w:r>
-        <w:t xml:space="preserve">Sensorfragen.</w:t>
+        <w:t xml:space="preserve">Fest: „Gehe genau 5 Felder.“</w:t>
+      </w:r>
+    </w:p>
+    <w:p>
+      <w:pPr>
+        <w:pStyle w:val="SourceCode"/>
+      </w:pPr>
+      <w:r>
+        <w:rPr>
+          <w:rStyle w:val="VerbatimChar"/>
+        </w:rPr>
+        <w:t xml:space="preserve">wiederhole 5 mal</w:t>
+      </w:r>
+      <w:r>
+        <w:br/>
+      </w:r>
+      <w:r>
+        <w:rPr>
+          <w:rStyle w:val="VerbatimChar"/>
+        </w:rPr>
+        <w:t xml:space="preserve">    Schritt</w:t>
+      </w:r>
+      <w:r>
+        <w:br/>
+      </w:r>
+      <w:r>
+        <w:rPr>
+          <w:rStyle w:val="VerbatimChar"/>
+        </w:rPr>
+        <w:t xml:space="preserve">*wiederhole</w:t>
+      </w:r>
+    </w:p>
+    <w:p>
+      <w:pPr>
+        <w:pStyle w:val="FirstParagraph"/>
+      </w:pPr>
+      <w:r>
+        <w:t xml:space="preserve">Bedingt: „Gehe bis zur Wand.“</w:t>
+      </w:r>
+    </w:p>
+    <w:p>
+      <w:pPr>
+        <w:pStyle w:val="SourceCode"/>
+      </w:pPr>
+      <w:r>
+        <w:rPr>
+          <w:rStyle w:val="VerbatimChar"/>
+        </w:rPr>
+        <w:t xml:space="preserve">solange NichtIstWand</w:t>
+      </w:r>
+      <w:r>
+        <w:br/>
+      </w:r>
+      <w:r>
+        <w:rPr>
+          <w:rStyle w:val="VerbatimChar"/>
+        </w:rPr>
+        <w:t xml:space="preserve">    Schritt</w:t>
+      </w:r>
+      <w:r>
+        <w:br/>
+      </w:r>
+      <w:r>
+        <w:rPr>
+          <w:rStyle w:val="VerbatimChar"/>
+        </w:rPr>
+        <w:t xml:space="preserve">*solange</w:t>
+      </w:r>
+    </w:p>
+    <w:p>
+      <w:pPr>
+        <w:pStyle w:val="FirstParagraph"/>
+      </w:pPr>
+      <w:r>
+        <w:t xml:space="preserve">Merksatz:</w:t>
+      </w:r>
+      <w:r>
+        <w:t xml:space="preserve"> </w:t>
+      </w:r>
+      <w:r>
+        <w:rPr>
+          <w:bCs/>
+          <w:b/>
+        </w:rPr>
+        <w:t xml:space="preserve">Fest = Wie oft? · Bedingt = Wie lange?</w:t>
       </w:r>
     </w:p>
     <w:bookmarkEnd w:id="35"/>
-    <w:bookmarkStart w:id="36" w:name="folie-4-1"/>
+    <w:bookmarkStart w:id="36" w:name="folie-5-verschachtelung"/>
     <w:p>
       <w:pPr>
         <w:pStyle w:val="Heading2"/>
       </w:pPr>
       <w:r>
-        <w:t xml:space="preserve">Folie 4</w:t>
+        <w:t xml:space="preserve">Folie 5 – Verschachtelung</w:t>
       </w:r>
     </w:p>
     <w:p>
       <w:pPr>
+        <w:numPr>
+          <w:ilvl w:val="0"/>
+          <w:numId w:val="1006"/>
+        </w:numPr>
+        <w:pStyle w:val="Compact"/>
+      </w:pPr>
+      <w:r>
+        <w:t xml:space="preserve">Schleife in Schleife</w:t>
+      </w:r>
+    </w:p>
+    <w:p>
+      <w:pPr>
+        <w:numPr>
+          <w:ilvl w:val="0"/>
+          <w:numId w:val="1006"/>
+        </w:numPr>
+        <w:pStyle w:val="Compact"/>
+      </w:pPr>
+      <w:r>
+        <w:t xml:space="preserve">Bedingung in Schleife</w:t>
+      </w:r>
+    </w:p>
+    <w:p>
+      <w:pPr>
+        <w:numPr>
+          <w:ilvl w:val="0"/>
+          <w:numId w:val="1006"/>
+        </w:numPr>
+        <w:pStyle w:val="Compact"/>
+      </w:pPr>
+      <w:r>
+        <w:t xml:space="preserve">mehrere Bedingungen und Schleifen können verschachtelt werden</w:t>
+      </w:r>
+    </w:p>
+    <w:p>
+      <w:pPr>
+        <w:numPr>
+          <w:ilvl w:val="0"/>
+          <w:numId w:val="1006"/>
+        </w:numPr>
+        <w:pStyle w:val="Compact"/>
+      </w:pPr>
+      <w:r>
+        <w:t xml:space="preserve">Einrückung zeigt Zugehörigkeiten</w:t>
+      </w:r>
+    </w:p>
+    <w:p>
+      <w:pPr>
         <w:pStyle w:val="FirstParagraph"/>
       </w:pPr>
       <w:r>
-        <w:t xml:space="preserve">WENN – DANN – SONST.</w:t>
+        <w:t xml:space="preserve">Beispielidee: 4 × 4-Ziegelfeld mit innerer Schleife für eine Reihe und äußerer Schleife für mehrere Reihen.</w:t>
       </w:r>
     </w:p>
     <w:bookmarkEnd w:id="36"/>
-    <w:bookmarkStart w:id="37" w:name="folie-5-1"/>
+    <w:bookmarkStart w:id="37" w:name="Xfdeee8d2c7c92a38817591b221f32814081a9fe"/>
     <w:p>
       <w:pPr>
         <w:pStyle w:val="Heading2"/>
       </w:pPr>
       <w:r>
-        <w:t xml:space="preserve">Folie 5</w:t>
+        <w:t xml:space="preserve">Folie 6 – Wie machen wir Programme übersichtlich?</w:t>
       </w:r>
     </w:p>
     <w:p>
@@ -375,17 +967,90 @@
         <w:pStyle w:val="FirstParagraph"/>
       </w:pPr>
       <w:r>
-        <w:t xml:space="preserve">Bedingung innerhalb einer Wiederholung.</w:t>
+        <w:t xml:space="preserve">Schlecht eingerückten und sauber eingerückten Karol-Code vergleichen.</w:t>
+      </w:r>
+    </w:p>
+    <w:p>
+      <w:pPr>
+        <w:pStyle w:val="BodyText"/>
+      </w:pPr>
+      <w:r>
+        <w:t xml:space="preserve">Beispiel:</w:t>
+      </w:r>
+    </w:p>
+    <w:p>
+      <w:pPr>
+        <w:pStyle w:val="SourceCode"/>
+      </w:pPr>
+      <w:r>
+        <w:rPr>
+          <w:rStyle w:val="VerbatimChar"/>
+        </w:rPr>
+        <w:t xml:space="preserve">solange NichtIstWand</w:t>
+      </w:r>
+      <w:r>
+        <w:br/>
+      </w:r>
+      <w:r>
+        <w:rPr>
+          <w:rStyle w:val="VerbatimChar"/>
+        </w:rPr>
+        <w:t xml:space="preserve">    wenn IstZiegel</w:t>
+      </w:r>
+      <w:r>
+        <w:br/>
+      </w:r>
+      <w:r>
+        <w:rPr>
+          <w:rStyle w:val="VerbatimChar"/>
+        </w:rPr>
+        <w:t xml:space="preserve">        Aufheben</w:t>
+      </w:r>
+      <w:r>
+        <w:br/>
+      </w:r>
+      <w:r>
+        <w:rPr>
+          <w:rStyle w:val="VerbatimChar"/>
+        </w:rPr>
+        <w:t xml:space="preserve">    sonst</w:t>
+      </w:r>
+      <w:r>
+        <w:br/>
+      </w:r>
+      <w:r>
+        <w:rPr>
+          <w:rStyle w:val="VerbatimChar"/>
+        </w:rPr>
+        <w:t xml:space="preserve">        Schritt</w:t>
+      </w:r>
+      <w:r>
+        <w:br/>
+      </w:r>
+      <w:r>
+        <w:rPr>
+          <w:rStyle w:val="VerbatimChar"/>
+        </w:rPr>
+        <w:t xml:space="preserve">    *wenn</w:t>
+      </w:r>
+      <w:r>
+        <w:br/>
+      </w:r>
+      <w:r>
+        <w:rPr>
+          <w:rStyle w:val="VerbatimChar"/>
+        </w:rPr>
+        <w:t xml:space="preserve">*solange</w:t>
       </w:r>
     </w:p>
     <w:bookmarkEnd w:id="37"/>
-    <w:bookmarkStart w:id="38" w:name="folie-6-1"/>
+    <w:bookmarkStart w:id="38" w:name="folie-7-teilprobleme-bilden-konkret"/>
     <w:p>
       <w:pPr>
         <w:pStyle w:val="Heading2"/>
       </w:pPr>
       <w:r>
-        <w:t xml:space="preserve">Folie 6</w:t>
+        <w:t xml:space="preserve">Folie 7 – Teilprobleme bilden – konkret</w:t>
       </w:r>
     </w:p>
     <w:p>
@@ -393,17 +1058,59 @@
         <w:pStyle w:val="FirstParagraph"/>
       </w:pPr>
       <w:r>
-        <w:t xml:space="preserve">SOLANGE bis zur Wand.</w:t>
+        <w:t xml:space="preserve">Aufgabe: drei Reihen mit je vier Ziegeln bauen.</w:t>
+      </w:r>
+      <w:r>
+        <w:t xml:space="preserve"> </w:t>
+      </w:r>
+      <w:r>
+        <w:t xml:space="preserve">- Teilproblem 1: eine Reihe bauen</w:t>
+      </w:r>
+      <w:r>
+        <w:t xml:space="preserve"> </w:t>
+      </w:r>
+      <w:r>
+        <w:t xml:space="preserve">- Teilproblem 2: zur nächsten Reihe wechseln</w:t>
+      </w:r>
+      <w:r>
+        <w:t xml:space="preserve"> </w:t>
+      </w:r>
+      <w:r>
+        <w:t xml:space="preserve">- Teilproblem 3: Teilprobleme passend wiederholen</w:t>
+      </w:r>
+    </w:p>
+    <w:p>
+      <w:pPr>
+        <w:pStyle w:val="BodyText"/>
+      </w:pPr>
+      <w:r>
+        <w:t xml:space="preserve">Lehrerhinweis: Fachbegriff</w:t>
+      </w:r>
+      <w:r>
+        <w:t xml:space="preserve"> </w:t>
+      </w:r>
+      <w:r>
+        <w:rPr>
+          <w:bCs/>
+          <w:b/>
+        </w:rPr>
+        <w:t xml:space="preserve">Dekomposition</w:t>
+      </w:r>
+      <w:r>
+        <w:t xml:space="preserve"> </w:t>
+      </w:r>
+      <w:r>
+        <w:t xml:space="preserve">kann ergänzend genannt werden.</w:t>
       </w:r>
     </w:p>
     <w:bookmarkEnd w:id="38"/>
-    <w:bookmarkStart w:id="39" w:name="folie-7-1"/>
+    <w:bookmarkStart w:id="39" w:name="folie-8-eigene-anweisungen-definieren"/>
     <w:p>
       <w:pPr>
         <w:pStyle w:val="Heading2"/>
       </w:pPr>
       <w:r>
-        <w:t xml:space="preserve">Folie 7</w:t>
+        <w:t xml:space="preserve">Folie 8 – Eigene Anweisungen definieren</w:t>
       </w:r>
     </w:p>
     <w:p>
@@ -411,53 +1118,250 @@
         <w:pStyle w:val="FirstParagraph"/>
       </w:pPr>
       <w:r>
-        <w:t xml:space="preserve">Feste vs. bedingte Wiederholung.</w:t>
+        <w:t xml:space="preserve">Eine Befehlsfolge erhält einen Namen.</w:t>
+      </w:r>
+    </w:p>
+    <w:p>
+      <w:pPr>
+        <w:pStyle w:val="SourceCode"/>
+      </w:pPr>
+      <w:r>
+        <w:rPr>
+          <w:rStyle w:val="VerbatimChar"/>
+        </w:rPr>
+        <w:t xml:space="preserve">Anweisung ReiheBauen</w:t>
+      </w:r>
+      <w:r>
+        <w:br/>
+      </w:r>
+      <w:r>
+        <w:rPr>
+          <w:rStyle w:val="VerbatimChar"/>
+        </w:rPr>
+        <w:t xml:space="preserve">    wiederhole 4 mal</w:t>
+      </w:r>
+      <w:r>
+        <w:br/>
+      </w:r>
+      <w:r>
+        <w:rPr>
+          <w:rStyle w:val="VerbatimChar"/>
+        </w:rPr>
+        <w:t xml:space="preserve">        Hinlegen</w:t>
+      </w:r>
+      <w:r>
+        <w:br/>
+      </w:r>
+      <w:r>
+        <w:rPr>
+          <w:rStyle w:val="VerbatimChar"/>
+        </w:rPr>
+        <w:t xml:space="preserve">        Schritt</w:t>
+      </w:r>
+      <w:r>
+        <w:br/>
+      </w:r>
+      <w:r>
+        <w:rPr>
+          <w:rStyle w:val="VerbatimChar"/>
+        </w:rPr>
+        <w:t xml:space="preserve">    *wiederhole</w:t>
+      </w:r>
+      <w:r>
+        <w:br/>
+      </w:r>
+      <w:r>
+        <w:rPr>
+          <w:rStyle w:val="VerbatimChar"/>
+        </w:rPr>
+        <w:t xml:space="preserve">*Anweisung</w:t>
       </w:r>
     </w:p>
     <w:bookmarkEnd w:id="39"/>
-    <w:bookmarkStart w:id="40" w:name="folie-8-1"/>
+    <w:bookmarkStart w:id="40" w:name="folie-9-definition-aufruf"/>
     <w:p>
       <w:pPr>
         <w:pStyle w:val="Heading2"/>
       </w:pPr>
       <w:r>
-        <w:t xml:space="preserve">Folie 8</w:t>
+        <w:t xml:space="preserve">Folie 9 – Definition ≠ Aufruf</w:t>
       </w:r>
     </w:p>
     <w:p>
       <w:pPr>
+        <w:numPr>
+          <w:ilvl w:val="0"/>
+          <w:numId w:val="1007"/>
+        </w:numPr>
+        <w:pStyle w:val="Compact"/>
+      </w:pPr>
+      <w:r>
+        <w:t xml:space="preserve">Definition beschreibt den Ablauf.</w:t>
+      </w:r>
+    </w:p>
+    <w:p>
+      <w:pPr>
+        <w:numPr>
+          <w:ilvl w:val="0"/>
+          <w:numId w:val="1007"/>
+        </w:numPr>
+        <w:pStyle w:val="Compact"/>
+      </w:pPr>
+      <w:r>
+        <w:t xml:space="preserve">Definition wird nicht automatisch ausgeführt.</w:t>
+      </w:r>
+    </w:p>
+    <w:p>
+      <w:pPr>
+        <w:numPr>
+          <w:ilvl w:val="0"/>
+          <w:numId w:val="1007"/>
+        </w:numPr>
+        <w:pStyle w:val="Compact"/>
+      </w:pPr>
+      <w:r>
+        <w:t xml:space="preserve">Erst ein Aufruf führt den Ablauf aus.</w:t>
+      </w:r>
+    </w:p>
+    <w:p>
+      <w:pPr>
         <w:pStyle w:val="FirstParagraph"/>
       </w:pPr>
       <w:r>
-        <w:t xml:space="preserve">Größere Aufgabe: unübersichtliches Programm.</w:t>
+        <w:t xml:space="preserve">Beispiel:</w:t>
+      </w:r>
+    </w:p>
+    <w:p>
+      <w:pPr>
+        <w:pStyle w:val="SourceCode"/>
+      </w:pPr>
+      <w:r>
+        <w:rPr>
+          <w:rStyle w:val="VerbatimChar"/>
+        </w:rPr>
+        <w:t xml:space="preserve">ReiheBauen</w:t>
+      </w:r>
+      <w:r>
+        <w:br/>
+      </w:r>
+      <w:r>
+        <w:rPr>
+          <w:rStyle w:val="VerbatimChar"/>
+        </w:rPr>
+        <w:t xml:space="preserve">LinksDrehen</w:t>
+      </w:r>
+      <w:r>
+        <w:br/>
+      </w:r>
+      <w:r>
+        <w:rPr>
+          <w:rStyle w:val="VerbatimChar"/>
+        </w:rPr>
+        <w:t xml:space="preserve">ReiheBauen</w:t>
+      </w:r>
+    </w:p>
+    <w:p>
+      <w:pPr>
+        <w:pStyle w:val="FirstParagraph"/>
+      </w:pPr>
+      <w:r>
+        <w:t xml:space="preserve">Frage: Wie viele Ziegel werden gelegt, wenn</w:t>
+      </w:r>
+      <w:r>
+        <w:t xml:space="preserve"> </w:t>
+      </w:r>
+      <w:r>
+        <w:rPr>
+          <w:rStyle w:val="VerbatimChar"/>
+        </w:rPr>
+        <w:t xml:space="preserve">ReiheBauen</w:t>
+      </w:r>
+      <w:r>
+        <w:t xml:space="preserve"> </w:t>
+      </w:r>
+      <w:r>
+        <w:t xml:space="preserve">nur definiert, aber nie aufgerufen wird? →</w:t>
+      </w:r>
+      <w:r>
+        <w:t xml:space="preserve"> </w:t>
+      </w:r>
+      <w:r>
+        <w:rPr>
+          <w:bCs/>
+          <w:b/>
+        </w:rPr>
+        <w:t xml:space="preserve">keine</w:t>
+      </w:r>
+      <w:r>
+        <w:t xml:space="preserve">.</w:t>
       </w:r>
     </w:p>
     <w:bookmarkEnd w:id="40"/>
-    <w:bookmarkStart w:id="41" w:name="folie-9-1"/>
+    <w:bookmarkStart w:id="41" w:name="folie-10-wiederverwendbarkeit"/>
     <w:p>
       <w:pPr>
         <w:pStyle w:val="Heading2"/>
       </w:pPr>
       <w:r>
-        <w:t xml:space="preserve">Folie 9</w:t>
+        <w:t xml:space="preserve">Folie 10 – Wiederverwendbarkeit</w:t>
       </w:r>
     </w:p>
     <w:p>
       <w:pPr>
-        <w:pStyle w:val="FirstParagraph"/>
-      </w:pPr>
-      <w:r>
-        <w:t xml:space="preserve">Teilprobleme bilden.</w:t>
+        <w:numPr>
+          <w:ilvl w:val="0"/>
+          <w:numId w:val="1008"/>
+        </w:numPr>
+        <w:pStyle w:val="Compact"/>
+      </w:pPr>
+      <w:r>
+        <w:t xml:space="preserve">einmal definieren – mehrfach aufrufen</w:t>
+      </w:r>
+    </w:p>
+    <w:p>
+      <w:pPr>
+        <w:numPr>
+          <w:ilvl w:val="0"/>
+          <w:numId w:val="1008"/>
+        </w:numPr>
+        <w:pStyle w:val="Compact"/>
+      </w:pPr>
+      <w:r>
+        <w:t xml:space="preserve">weniger kopierter Code</w:t>
+      </w:r>
+    </w:p>
+    <w:p>
+      <w:pPr>
+        <w:numPr>
+          <w:ilvl w:val="0"/>
+          <w:numId w:val="1008"/>
+        </w:numPr>
+        <w:pStyle w:val="Compact"/>
+      </w:pPr>
+      <w:r>
+        <w:t xml:space="preserve">Änderungen nur an einer Stelle</w:t>
+      </w:r>
+    </w:p>
+    <w:p>
+      <w:pPr>
+        <w:numPr>
+          <w:ilvl w:val="0"/>
+          <w:numId w:val="1008"/>
+        </w:numPr>
+        <w:pStyle w:val="Compact"/>
+      </w:pPr>
+      <w:r>
+        <w:t xml:space="preserve">Teilaufgaben separat testbar</w:t>
       </w:r>
     </w:p>
     <w:bookmarkEnd w:id="41"/>
-    <w:bookmarkStart w:id="42" w:name="folie-10-1"/>
+    <w:bookmarkStart w:id="42" w:name="X94895494b853ad6439086e709817f5f82135567"/>
     <w:p>
       <w:pPr>
         <w:pStyle w:val="Heading2"/>
       </w:pPr>
       <w:r>
-        <w:t xml:space="preserve">Folie 10</w:t>
+        <w:t xml:space="preserve">Folie 11 – Bekannten Debugging-Zyklus anwenden</w:t>
       </w:r>
     </w:p>
     <w:p>
@@ -465,17 +1369,35 @@
         <w:pStyle w:val="FirstParagraph"/>
       </w:pPr>
       <w:r>
-        <w:t xml:space="preserve">Benannte Unterprogramme.</w:t>
+        <w:t xml:space="preserve">Nicht erneut vollständig einführen, sondern auf die neue Aufgabe anwenden:</w:t>
+      </w:r>
+      <w:r>
+        <w:t xml:space="preserve"> </w:t>
+      </w:r>
+      <w:r>
+        <w:rPr>
+          <w:bCs/>
+          <w:b/>
+        </w:rPr>
+        <w:t xml:space="preserve">Beobachten → Eingrenzen → Ändern → Testen</w:t>
+      </w:r>
+    </w:p>
+    <w:p>
+      <w:pPr>
+        <w:pStyle w:val="BodyText"/>
+      </w:pPr>
+      <w:r>
+        <w:t xml:space="preserve">Beispiel: In der zweiten Reihe fehlt ein Ziegel. Welche eigene Anweisung würdest du zuerst prüfen?</w:t>
       </w:r>
     </w:p>
     <w:bookmarkEnd w:id="42"/>
-    <w:bookmarkStart w:id="43" w:name="folie-11-1"/>
+    <w:bookmarkStart w:id="43" w:name="folie-12-sicherung"/>
     <w:p>
       <w:pPr>
         <w:pStyle w:val="Heading2"/>
       </w:pPr>
       <w:r>
-        <w:t xml:space="preserve">Folie 11</w:t>
+        <w:t xml:space="preserve">Folie 12 – Sicherung</w:t>
       </w:r>
     </w:p>
     <w:p>
@@ -483,25 +1405,89 @@
         <w:pStyle w:val="FirstParagraph"/>
       </w:pPr>
       <w:r>
-        <w:t xml:space="preserve">Debugging-Zyklus.</w:t>
+        <w:t xml:space="preserve">Schüler erklären an einem Codebeispiel:</w:t>
+      </w:r>
+      <w:r>
+        <w:t xml:space="preserve"> </w:t>
+      </w:r>
+      <w:r>
+        <w:t xml:space="preserve">- Bedingung</w:t>
+      </w:r>
+      <w:r>
+        <w:t xml:space="preserve"> </w:t>
+      </w:r>
+      <w:r>
+        <w:t xml:space="preserve">- feste/bedingte Wiederholung</w:t>
+      </w:r>
+      <w:r>
+        <w:t xml:space="preserve"> </w:t>
+      </w:r>
+      <w:r>
+        <w:t xml:space="preserve">- Verschachtelung</w:t>
+      </w:r>
+      <w:r>
+        <w:t xml:space="preserve"> </w:t>
+      </w:r>
+      <w:r>
+        <w:t xml:space="preserve">- Definition</w:t>
+      </w:r>
+      <w:r>
+        <w:t xml:space="preserve"> </w:t>
+      </w:r>
+      <w:r>
+        <w:t xml:space="preserve">- Aufruf</w:t>
+      </w:r>
+      <w:r>
+        <w:t xml:space="preserve"> </w:t>
+      </w:r>
+      <w:r>
+        <w:t xml:space="preserve">- Wiederverwendung</w:t>
       </w:r>
     </w:p>
     <w:bookmarkEnd w:id="43"/>
-    <w:bookmarkStart w:id="44" w:name="folie-12-1"/>
+    <w:bookmarkStart w:id="44" w:name="quellen-1"/>
     <w:p>
       <w:pPr>
         <w:pStyle w:val="Heading2"/>
       </w:pPr>
       <w:r>
-        <w:t xml:space="preserve">Folie 12</w:t>
+        <w:t xml:space="preserve">Quellen</w:t>
       </w:r>
     </w:p>
     <w:p>
       <w:pPr>
-        <w:pStyle w:val="FirstParagraph"/>
-      </w:pPr>
-      <w:r>
-        <w:t xml:space="preserve">Ausblick: komplexere Karol-Aufgabe selbst planen und testen.</w:t>
+        <w:numPr>
+          <w:ilvl w:val="0"/>
+          <w:numId w:val="1009"/>
+        </w:numPr>
+        <w:pStyle w:val="Compact"/>
+      </w:pPr>
+      <w:r>
+        <w:t xml:space="preserve">Robot Karol: https://www.schule.bayern.de/karol</w:t>
+      </w:r>
+    </w:p>
+    <w:p>
+      <w:pPr>
+        <w:numPr>
+          <w:ilvl w:val="0"/>
+          <w:numId w:val="1009"/>
+        </w:numPr>
+        <w:pStyle w:val="Compact"/>
+      </w:pPr>
+      <w:r>
+        <w:t xml:space="preserve">Sächsischer Lehrplan Oberschule Informatik, Klassenstufe 8: https://www.schulportal.sachsen.de/lplandb/lehrplan/514</w:t>
+      </w:r>
+    </w:p>
+    <w:p>
+      <w:pPr>
+        <w:numPr>
+          <w:ilvl w:val="0"/>
+          <w:numId w:val="1009"/>
+        </w:numPr>
+        <w:pStyle w:val="Compact"/>
+      </w:pPr>
+      <w:r>
+        <w:t xml:space="preserve">Grafiken, Code und Struktogramme: eigene didaktische Darstellung.</w:t>
       </w:r>
     </w:p>
     <w:p>
@@ -511,22 +1497,22 @@
     </w:p>
     <w:bookmarkEnd w:id="44"/>
     <w:bookmarkEnd w:id="45"/>
-    <w:bookmarkStart w:id="58" w:name="präsentation-karol-projekt"/>
+    <w:bookmarkStart w:id="57" w:name="X6b95e202300e6e732efc288aee1c697f82904e7"/>
     <w:p>
       <w:pPr>
         <w:pStyle w:val="Heading1"/>
       </w:pPr>
       <w:r>
-        <w:t xml:space="preserve">Präsentation – Karol-Projekt</w:t>
+        <w:t xml:space="preserve">Präsentation – Karol-Projekt: Muster programmatisch erzeugen</w:t>
       </w:r>
     </w:p>
-    <w:bookmarkStart w:id="46" w:name="folie-1-2"/>
+    <w:bookmarkStart w:id="46" w:name="folie-1-projektauftrag"/>
     <w:p>
       <w:pPr>
         <w:pStyle w:val="Heading2"/>
       </w:pPr>
       <w:r>
-        <w:t xml:space="preserve">Folie 1</w:t>
+        <w:t xml:space="preserve">Folie 1 – Projektauftrag</w:t>
       </w:r>
     </w:p>
     <w:p>
@@ -534,53 +1520,169 @@
         <w:pStyle w:val="FirstParagraph"/>
       </w:pPr>
       <w:r>
-        <w:t xml:space="preserve">Projektziel und Anforderungen.</w:t>
+        <w:t xml:space="preserve">Programmiere Karol so, dass er auf einer leeren Fläche ein</w:t>
+      </w:r>
+      <w:r>
+        <w:t xml:space="preserve"> </w:t>
+      </w:r>
+      <w:r>
+        <w:rPr>
+          <w:bCs/>
+          <w:b/>
+        </w:rPr>
+        <w:t xml:space="preserve">4 × 4-Ziegelfeld</w:t>
+      </w:r>
+      <w:r>
+        <w:t xml:space="preserve"> </w:t>
+      </w:r>
+      <w:r>
+        <w:t xml:space="preserve">erzeugt.</w:t>
+      </w:r>
+    </w:p>
+    <w:p>
+      <w:pPr>
+        <w:pStyle w:val="BodyText"/>
+      </w:pPr>
+      <w:r>
+        <w:t xml:space="preserve">Die Aufgabe steht direkt in der Präsentation; keine externe Datei muss gesucht werden.</w:t>
       </w:r>
     </w:p>
     <w:bookmarkEnd w:id="46"/>
-    <w:bookmarkStart w:id="47" w:name="folie-2-2"/>
+    <w:bookmarkStart w:id="47" w:name="folie-2-was-soll-dein-programm-zeigen"/>
     <w:p>
       <w:pPr>
         <w:pStyle w:val="Heading2"/>
       </w:pPr>
       <w:r>
-        <w:t xml:space="preserve">Folie 2</w:t>
+        <w:t xml:space="preserve">Folie 2 – Was soll dein Programm zeigen?</w:t>
       </w:r>
     </w:p>
     <w:p>
       <w:pPr>
-        <w:pStyle w:val="FirstParagraph"/>
-      </w:pPr>
-      <w:r>
-        <w:t xml:space="preserve">Planen vor Programmieren.</w:t>
+        <w:numPr>
+          <w:ilvl w:val="0"/>
+          <w:numId w:val="1010"/>
+        </w:numPr>
+        <w:pStyle w:val="Compact"/>
+      </w:pPr>
+      <w:r>
+        <w:t xml:space="preserve">sinnvolle Wiederholungen</w:t>
+      </w:r>
+    </w:p>
+    <w:p>
+      <w:pPr>
+        <w:numPr>
+          <w:ilvl w:val="0"/>
+          <w:numId w:val="1010"/>
+        </w:numPr>
+        <w:pStyle w:val="Compact"/>
+      </w:pPr>
+      <w:r>
+        <w:t xml:space="preserve">mindestens eine verschachtelte Wiederholung</w:t>
+      </w:r>
+    </w:p>
+    <w:p>
+      <w:pPr>
+        <w:numPr>
+          <w:ilvl w:val="0"/>
+          <w:numId w:val="1010"/>
+        </w:numPr>
+        <w:pStyle w:val="Compact"/>
+      </w:pPr>
+      <w:r>
+        <w:t xml:space="preserve">mindestens eine eigene Anweisung für eine wiederkehrende Teilaufgabe</w:t>
+      </w:r>
+    </w:p>
+    <w:p>
+      <w:pPr>
+        <w:numPr>
+          <w:ilvl w:val="0"/>
+          <w:numId w:val="1010"/>
+        </w:numPr>
+        <w:pStyle w:val="Compact"/>
+      </w:pPr>
+      <w:r>
+        <w:t xml:space="preserve">saubere Einrückung</w:t>
+      </w:r>
+    </w:p>
+    <w:p>
+      <w:pPr>
+        <w:numPr>
+          <w:ilvl w:val="0"/>
+          <w:numId w:val="1010"/>
+        </w:numPr>
+        <w:pStyle w:val="Compact"/>
+      </w:pPr>
+      <w:r>
+        <w:t xml:space="preserve">verständliche Namen</w:t>
       </w:r>
     </w:p>
     <w:bookmarkEnd w:id="47"/>
-    <w:bookmarkStart w:id="48" w:name="folie-3-2"/>
+    <w:bookmarkStart w:id="48" w:name="folie-3-zerlege-das-problem"/>
     <w:p>
       <w:pPr>
         <w:pStyle w:val="Heading2"/>
       </w:pPr>
       <w:r>
-        <w:t xml:space="preserve">Folie 3</w:t>
+        <w:t xml:space="preserve">Folie 3 – Zerlege das Problem</w:t>
       </w:r>
     </w:p>
     <w:p>
       <w:pPr>
-        <w:pStyle w:val="FirstParagraph"/>
-      </w:pPr>
-      <w:r>
-        <w:t xml:space="preserve">Problem in Teilprobleme zerlegen.</w:t>
+        <w:numPr>
+          <w:ilvl w:val="0"/>
+          <w:numId w:val="1011"/>
+        </w:numPr>
+        <w:pStyle w:val="Compact"/>
+      </w:pPr>
+      <w:r>
+        <w:t xml:space="preserve">Wie baust du eine einzelne Reihe?</w:t>
+      </w:r>
+    </w:p>
+    <w:p>
+      <w:pPr>
+        <w:numPr>
+          <w:ilvl w:val="0"/>
+          <w:numId w:val="1011"/>
+        </w:numPr>
+        <w:pStyle w:val="Compact"/>
+      </w:pPr>
+      <w:r>
+        <w:t xml:space="preserve">Wie wechselst du zur nächsten Reihe?</w:t>
+      </w:r>
+    </w:p>
+    <w:p>
+      <w:pPr>
+        <w:numPr>
+          <w:ilvl w:val="0"/>
+          <w:numId w:val="1011"/>
+        </w:numPr>
+        <w:pStyle w:val="Compact"/>
+      </w:pPr>
+      <w:r>
+        <w:t xml:space="preserve">Welche Schritte wiederholen sich?</w:t>
+      </w:r>
+    </w:p>
+    <w:p>
+      <w:pPr>
+        <w:numPr>
+          <w:ilvl w:val="0"/>
+          <w:numId w:val="1011"/>
+        </w:numPr>
+        <w:pStyle w:val="Compact"/>
+      </w:pPr>
+      <w:r>
+        <w:t xml:space="preserve">Welche Teilaufgabe lohnt sich als eigene Anweisung?</w:t>
       </w:r>
     </w:p>
     <w:bookmarkEnd w:id="48"/>
-    <w:bookmarkStart w:id="49" w:name="folie-4-2"/>
+    <w:bookmarkStart w:id="49" w:name="folie-4-prüfe-deinen-code"/>
     <w:p>
       <w:pPr>
         <w:pStyle w:val="Heading2"/>
       </w:pPr>
       <w:r>
-        <w:t xml:space="preserve">Folie 4</w:t>
+        <w:t xml:space="preserve">Folie 4 – Prüfe deinen Code</w:t>
       </w:r>
     </w:p>
     <w:p>
@@ -588,35 +1690,117 @@
         <w:pStyle w:val="FirstParagraph"/>
       </w:pPr>
       <w:r>
-        <w:t xml:space="preserve">Passende Kontrollstrukturen auswählen.</w:t>
+        <w:t xml:space="preserve">Checkliste:</w:t>
+      </w:r>
+      <w:r>
+        <w:t xml:space="preserve"> </w:t>
+      </w:r>
+      <w:r>
+        <w:t xml:space="preserve">- Habe ich eine Wiederholung verwendet?</w:t>
+      </w:r>
+      <w:r>
+        <w:t xml:space="preserve"> </w:t>
+      </w:r>
+      <w:r>
+        <w:t xml:space="preserve">- Habe ich eine verschachtelte Wiederholung verwendet?</w:t>
+      </w:r>
+      <w:r>
+        <w:t xml:space="preserve"> </w:t>
+      </w:r>
+      <w:r>
+        <w:t xml:space="preserve">- Habe ich eine eigene Anweisung definiert?</w:t>
+      </w:r>
+      <w:r>
+        <w:t xml:space="preserve"> </w:t>
+      </w:r>
+      <w:r>
+        <w:t xml:space="preserve">- Wird diese Anweisung mehrfach aufgerufen?</w:t>
+      </w:r>
+      <w:r>
+        <w:t xml:space="preserve"> </w:t>
+      </w:r>
+      <w:r>
+        <w:t xml:space="preserve">- Ist mein Code sinnvoll eingerückt?</w:t>
+      </w:r>
+      <w:r>
+        <w:t xml:space="preserve"> </w:t>
+      </w:r>
+      <w:r>
+        <w:t xml:space="preserve">- Habe ich unnötig kopierten Code vermieden?</w:t>
+      </w:r>
+      <w:r>
+        <w:t xml:space="preserve"> </w:t>
+      </w:r>
+      <w:r>
+        <w:t xml:space="preserve">- Erzeugt mein Programm genau das Zielmuster?</w:t>
       </w:r>
     </w:p>
     <w:bookmarkEnd w:id="49"/>
-    <w:bookmarkStart w:id="50" w:name="folie-5-2"/>
+    <w:bookmarkStart w:id="50" w:name="folie-5-konkrete-testfragen"/>
     <w:p>
       <w:pPr>
         <w:pStyle w:val="Heading2"/>
       </w:pPr>
       <w:r>
-        <w:t xml:space="preserve">Folie 5</w:t>
+        <w:t xml:space="preserve">Folie 5 – Konkrete Testfragen</w:t>
       </w:r>
     </w:p>
     <w:p>
       <w:pPr>
-        <w:pStyle w:val="FirstParagraph"/>
-      </w:pPr>
-      <w:r>
-        <w:t xml:space="preserve">Unterprogramme sinnvoll benennen.</w:t>
+        <w:numPr>
+          <w:ilvl w:val="0"/>
+          <w:numId w:val="1012"/>
+        </w:numPr>
+        <w:pStyle w:val="Compact"/>
+      </w:pPr>
+      <w:r>
+        <w:t xml:space="preserve">Werden genau 16 Ziegel gelegt?</w:t>
+      </w:r>
+    </w:p>
+    <w:p>
+      <w:pPr>
+        <w:numPr>
+          <w:ilvl w:val="0"/>
+          <w:numId w:val="1012"/>
+        </w:numPr>
+        <w:pStyle w:val="Compact"/>
+      </w:pPr>
+      <w:r>
+        <w:t xml:space="preserve">Stimmt die Position nach der ersten Reihe?</w:t>
+      </w:r>
+    </w:p>
+    <w:p>
+      <w:pPr>
+        <w:numPr>
+          <w:ilvl w:val="0"/>
+          <w:numId w:val="1012"/>
+        </w:numPr>
+        <w:pStyle w:val="Compact"/>
+      </w:pPr>
+      <w:r>
+        <w:t xml:space="preserve">Funktioniert der Reihenwechsel in die richtige Richtung?</w:t>
+      </w:r>
+    </w:p>
+    <w:p>
+      <w:pPr>
+        <w:numPr>
+          <w:ilvl w:val="0"/>
+          <w:numId w:val="1012"/>
+        </w:numPr>
+        <w:pStyle w:val="Compact"/>
+      </w:pPr>
+      <w:r>
+        <w:t xml:space="preserve">Endet Karol nach der vierten Reihe an der erwarteten Stelle?</w:t>
       </w:r>
     </w:p>
     <w:bookmarkEnd w:id="50"/>
-    <w:bookmarkStart w:id="51" w:name="folie-6-2"/>
+    <w:bookmarkStart w:id="52" w:name="folie-6-so-soll-das-ergebnis-aussehen"/>
     <w:p>
       <w:pPr>
         <w:pStyle w:val="Heading2"/>
       </w:pPr>
       <w:r>
-        <w:t xml:space="preserve">Folie 6</w:t>
+        <w:t xml:space="preserve">Folie 6 – So soll das Ergebnis aussehen</w:t>
       </w:r>
     </w:p>
     <w:p>
@@ -624,17 +1808,157 @@
         <w:pStyle w:val="FirstParagraph"/>
       </w:pPr>
       <w:r>
-        <w:t xml:space="preserve">Früh testen statt erst am Ende.</w:t>
+        <w:t xml:space="preserve">Großes Zielbild des 4 × 4-Ziegelfeldes zeigen.</w:t>
+      </w:r>
+    </w:p>
+    <w:bookmarkStart w:id="51" w:name="lehrerhinweis-kopierfertige-musterlösung"/>
+    <w:p>
+      <w:pPr>
+        <w:pStyle w:val="Heading3"/>
+      </w:pPr>
+      <w:r>
+        <w:t xml:space="preserve">Lehrerhinweis – kopierfertige Musterlösung</w:t>
+      </w:r>
+    </w:p>
+    <w:p>
+      <w:pPr>
+        <w:pStyle w:val="FirstParagraph"/>
+      </w:pPr>
+      <w:r>
+        <w:t xml:space="preserve">Der endgültige Code muss vor dem Unterricht mit der tatsächlich verwendeten Karol-Version und Startwelt getestet werden. Entscheidend sind Startposition, Blickrichtung und gewünschter Endzustand.</w:t>
+      </w:r>
+    </w:p>
+    <w:p>
+      <w:pPr>
+        <w:pStyle w:val="BodyText"/>
+      </w:pPr>
+      <w:r>
+        <w:t xml:space="preserve">Beispielstruktur:</w:t>
+      </w:r>
+    </w:p>
+    <w:p>
+      <w:pPr>
+        <w:pStyle w:val="SourceCode"/>
+      </w:pPr>
+      <w:r>
+        <w:rPr>
+          <w:rStyle w:val="VerbatimChar"/>
+        </w:rPr>
+        <w:t xml:space="preserve">Anweisung ReiheBauen</w:t>
+      </w:r>
+      <w:r>
+        <w:br/>
+      </w:r>
+      <w:r>
+        <w:rPr>
+          <w:rStyle w:val="VerbatimChar"/>
+        </w:rPr>
+        <w:t xml:space="preserve">    wiederhole 4 mal</w:t>
+      </w:r>
+      <w:r>
+        <w:br/>
+      </w:r>
+      <w:r>
+        <w:rPr>
+          <w:rStyle w:val="VerbatimChar"/>
+        </w:rPr>
+        <w:t xml:space="preserve">        Hinlegen</w:t>
+      </w:r>
+      <w:r>
+        <w:br/>
+      </w:r>
+      <w:r>
+        <w:rPr>
+          <w:rStyle w:val="VerbatimChar"/>
+        </w:rPr>
+        <w:t xml:space="preserve">        wenn NichtIstWand dann</w:t>
+      </w:r>
+      <w:r>
+        <w:br/>
+      </w:r>
+      <w:r>
+        <w:rPr>
+          <w:rStyle w:val="VerbatimChar"/>
+        </w:rPr>
+        <w:t xml:space="preserve">            Schritt</w:t>
+      </w:r>
+      <w:r>
+        <w:br/>
+      </w:r>
+      <w:r>
+        <w:rPr>
+          <w:rStyle w:val="VerbatimChar"/>
+        </w:rPr>
+        <w:t xml:space="preserve">        *wenn</w:t>
+      </w:r>
+      <w:r>
+        <w:br/>
+      </w:r>
+      <w:r>
+        <w:rPr>
+          <w:rStyle w:val="VerbatimChar"/>
+        </w:rPr>
+        <w:t xml:space="preserve">    *wiederhole</w:t>
+      </w:r>
+      <w:r>
+        <w:br/>
+      </w:r>
+      <w:r>
+        <w:rPr>
+          <w:rStyle w:val="VerbatimChar"/>
+        </w:rPr>
+        <w:t xml:space="preserve">*Anweisung</w:t>
+      </w:r>
+    </w:p>
+    <w:p>
+      <w:pPr>
+        <w:pStyle w:val="FirstParagraph"/>
+      </w:pPr>
+      <w:r>
+        <w:t xml:space="preserve">Für den Reihenwechsel eine eigene Anweisung verwenden und passend zur festgelegten Startlage implementieren.</w:t>
+      </w:r>
+    </w:p>
+    <w:p>
+      <w:pPr>
+        <w:pStyle w:val="BodyText"/>
+      </w:pPr>
+      <w:r>
+        <w:t xml:space="preserve">Typische Fehler:</w:t>
+      </w:r>
+      <w:r>
+        <w:t xml:space="preserve"> </w:t>
+      </w:r>
+      <w:r>
+        <w:t xml:space="preserve">- Schritt nach dem letzten Ziegel</w:t>
+      </w:r>
+      <w:r>
+        <w:t xml:space="preserve"> </w:t>
+      </w:r>
+      <w:r>
+        <w:t xml:space="preserve">- falsche Drehrichtung</w:t>
+      </w:r>
+      <w:r>
+        <w:t xml:space="preserve"> </w:t>
+      </w:r>
+      <w:r>
+        <w:t xml:space="preserve">- Reihenwechsel nach der letzten Reihe</w:t>
+      </w:r>
+      <w:r>
+        <w:t xml:space="preserve"> </w:t>
+      </w:r>
+      <w:r>
+        <w:t xml:space="preserve">- eigene Anweisung definiert, aber nicht aufgerufen</w:t>
       </w:r>
     </w:p>
     <w:bookmarkEnd w:id="51"/>
-    <w:bookmarkStart w:id="52" w:name="folie-7-2"/>
+    <w:bookmarkEnd w:id="52"/>
+    <w:bookmarkStart w:id="53" w:name="Xfeeeebf06a113d840e02db9af852d7b506e4568"/>
     <w:p>
       <w:pPr>
         <w:pStyle w:val="Heading2"/>
       </w:pPr>
       <w:r>
-        <w:t xml:space="preserve">Folie 7</w:t>
+        <w:t xml:space="preserve">Folie 7 – Eine mögliche Lösung als Struktogramm</w:t>
       </w:r>
     </w:p>
     <w:p>
@@ -642,101 +1966,203 @@
         <w:pStyle w:val="FirstParagraph"/>
       </w:pPr>
       <w:r>
-        <w:t xml:space="preserve">Drei unterschiedliche Testfälle.</w:t>
+        <w:t xml:space="preserve">Schüler sehen die Lösungsstruktur als Struktogramm statt vollständigem Lösungscode:</w:t>
+      </w:r>
+      <w:r>
+        <w:t xml:space="preserve"> </w:t>
+      </w:r>
+      <w:r>
+        <w:t xml:space="preserve">- äußere Wiederholung = Reihen</w:t>
+      </w:r>
+      <w:r>
+        <w:t xml:space="preserve"> </w:t>
+      </w:r>
+      <w:r>
+        <w:t xml:space="preserve">- innere Wiederholung = Felder/Ziegel einer Reihe</w:t>
+      </w:r>
+      <w:r>
+        <w:t xml:space="preserve"> </w:t>
+      </w:r>
+      <w:r>
+        <w:t xml:space="preserve">- Reihenwechsel als eigene Teilaufgabe</w:t>
       </w:r>
     </w:p>
-    <w:bookmarkEnd w:id="52"/>
-    <w:bookmarkStart w:id="53" w:name="folie-8-2"/>
+    <w:bookmarkEnd w:id="53"/>
+    <w:bookmarkStart w:id="54" w:name="folie-8-reflexion-am-eigenen-code"/>
     <w:p>
       <w:pPr>
         <w:pStyle w:val="Heading2"/>
       </w:pPr>
       <w:r>
-        <w:t xml:space="preserve">Folie 8</w:t>
+        <w:t xml:space="preserve">Folie 8 – Reflexion am eigenen Code</w:t>
       </w:r>
     </w:p>
     <w:p>
       <w:pPr>
-        <w:pStyle w:val="FirstParagraph"/>
-      </w:pPr>
-      <w:r>
-        <w:t xml:space="preserve">Fehler reproduzieren und eingrenzen.</w:t>
-      </w:r>
-    </w:p>
-    <w:bookmarkEnd w:id="53"/>
-    <w:bookmarkStart w:id="54" w:name="folie-9-2"/>
-    <w:p>
-      <w:pPr>
-        <w:pStyle w:val="Heading2"/>
-      </w:pPr>
-      <w:r>
-        <w:t xml:space="preserve">Folie 9</w:t>
+        <w:numPr>
+          <w:ilvl w:val="0"/>
+          <w:numId w:val="1013"/>
+        </w:numPr>
+        <w:pStyle w:val="Compact"/>
+      </w:pPr>
+      <w:r>
+        <w:t xml:space="preserve">Wo ist die äußere Schleife?</w:t>
       </w:r>
     </w:p>
     <w:p>
       <w:pPr>
-        <w:pStyle w:val="FirstParagraph"/>
-      </w:pPr>
-      <w:r>
-        <w:t xml:space="preserve">Programm verbessern.</w:t>
+        <w:numPr>
+          <w:ilvl w:val="0"/>
+          <w:numId w:val="1013"/>
+        </w:numPr>
+        <w:pStyle w:val="Compact"/>
+      </w:pPr>
+      <w:r>
+        <w:t xml:space="preserve">Wo ist die innere Schleife?</w:t>
+      </w:r>
+    </w:p>
+    <w:p>
+      <w:pPr>
+        <w:numPr>
+          <w:ilvl w:val="0"/>
+          <w:numId w:val="1013"/>
+        </w:numPr>
+        <w:pStyle w:val="Compact"/>
+      </w:pPr>
+      <w:r>
+        <w:t xml:space="preserve">Welche eigene Anweisung hast du definiert?</w:t>
+      </w:r>
+    </w:p>
+    <w:p>
+      <w:pPr>
+        <w:numPr>
+          <w:ilvl w:val="0"/>
+          <w:numId w:val="1013"/>
+        </w:numPr>
+        <w:pStyle w:val="Compact"/>
+      </w:pPr>
+      <w:r>
+        <w:t xml:space="preserve">Wo wird sie aufgerufen?</w:t>
+      </w:r>
+    </w:p>
+    <w:p>
+      <w:pPr>
+        <w:numPr>
+          <w:ilvl w:val="0"/>
+          <w:numId w:val="1013"/>
+        </w:numPr>
+        <w:pStyle w:val="Compact"/>
+      </w:pPr>
+      <w:r>
+        <w:t xml:space="preserve">Warum muss die Definition nur einmal geschrieben werden?</w:t>
       </w:r>
     </w:p>
     <w:bookmarkEnd w:id="54"/>
-    <w:bookmarkStart w:id="55" w:name="folie-10-2"/>
+    <w:bookmarkStart w:id="55" w:name="folie-9-transfer"/>
     <w:p>
       <w:pPr>
         <w:pStyle w:val="Heading2"/>
       </w:pPr>
       <w:r>
-        <w:t xml:space="preserve">Folie 10</w:t>
+        <w:t xml:space="preserve">Folie 9 – Transfer</w:t>
       </w:r>
     </w:p>
     <w:p>
       <w:pPr>
-        <w:pStyle w:val="FirstParagraph"/>
-      </w:pPr>
-      <w:r>
-        <w:t xml:space="preserve">Erneut testen.</w:t>
+        <w:numPr>
+          <w:ilvl w:val="0"/>
+          <w:numId w:val="1014"/>
+        </w:numPr>
+        <w:pStyle w:val="Compact"/>
+      </w:pPr>
+      <w:r>
+        <w:t xml:space="preserve">3 × 6-Feld erzeugen</w:t>
+      </w:r>
+    </w:p>
+    <w:p>
+      <w:pPr>
+        <w:numPr>
+          <w:ilvl w:val="0"/>
+          <w:numId w:val="1014"/>
+        </w:numPr>
+        <w:pStyle w:val="Compact"/>
+      </w:pPr>
+      <w:r>
+        <w:t xml:space="preserve">Welche Wiederholungszahlen ändern sich?</w:t>
+      </w:r>
+    </w:p>
+    <w:p>
+      <w:pPr>
+        <w:numPr>
+          <w:ilvl w:val="0"/>
+          <w:numId w:val="1014"/>
+        </w:numPr>
+        <w:pStyle w:val="Compact"/>
+      </w:pPr>
+      <w:r>
+        <w:t xml:space="preserve">Welche eigene Anweisung kann unverändert bleiben?</w:t>
+      </w:r>
+    </w:p>
+    <w:p>
+      <w:pPr>
+        <w:numPr>
+          <w:ilvl w:val="0"/>
+          <w:numId w:val="1014"/>
+        </w:numPr>
+        <w:pStyle w:val="Compact"/>
+      </w:pPr>
+      <w:r>
+        <w:t xml:space="preserve">Erweiterung: Rahmen- oder Wechselmuster</w:t>
       </w:r>
     </w:p>
     <w:bookmarkEnd w:id="55"/>
-    <w:bookmarkStart w:id="56" w:name="folie-11-2"/>
+    <w:bookmarkStart w:id="56" w:name="quellen-2"/>
     <w:p>
       <w:pPr>
         <w:pStyle w:val="Heading2"/>
       </w:pPr>
       <w:r>
-        <w:t xml:space="preserve">Folie 11</w:t>
+        <w:t xml:space="preserve">Quellen</w:t>
       </w:r>
     </w:p>
     <w:p>
       <w:pPr>
-        <w:pStyle w:val="FirstParagraph"/>
-      </w:pPr>
-      <w:r>
-        <w:t xml:space="preserve">Kompetenzcheck.</w:t>
+        <w:numPr>
+          <w:ilvl w:val="0"/>
+          <w:numId w:val="1015"/>
+        </w:numPr>
+        <w:pStyle w:val="Compact"/>
+      </w:pPr>
+      <w:r>
+        <w:t xml:space="preserve">Robot Karol: https://www.schule.bayern.de/karol</w:t>
+      </w:r>
+    </w:p>
+    <w:p>
+      <w:pPr>
+        <w:numPr>
+          <w:ilvl w:val="0"/>
+          <w:numId w:val="1015"/>
+        </w:numPr>
+        <w:pStyle w:val="Compact"/>
+      </w:pPr>
+      <w:r>
+        <w:t xml:space="preserve">Sächsischer Lehrplan Oberschule Informatik, Klassenstufe 8: https://www.schulportal.sachsen.de/lplandb/lehrplan/514</w:t>
+      </w:r>
+    </w:p>
+    <w:p>
+      <w:pPr>
+        <w:numPr>
+          <w:ilvl w:val="0"/>
+          <w:numId w:val="1015"/>
+        </w:numPr>
+        <w:pStyle w:val="Compact"/>
+      </w:pPr>
+      <w:r>
+        <w:t xml:space="preserve">Zielmuster und Struktogramme: eigene didaktische Darstellung.</w:t>
       </w:r>
     </w:p>
     <w:bookmarkEnd w:id="56"/>
-    <w:bookmarkStart w:id="57" w:name="folie-12-2"/>
-    <w:p>
-      <w:pPr>
-        <w:pStyle w:val="Heading2"/>
-      </w:pPr>
-      <w:r>
-        <w:t xml:space="preserve">Folie 12</w:t>
-      </w:r>
-    </w:p>
-    <w:p>
-      <w:pPr>
-        <w:pStyle w:val="FirstParagraph"/>
-      </w:pPr>
-      <w:r>
-        <w:t xml:space="preserve">Vorbereitung auf die schriftliche Leistungskontrolle.</w:t>
-      </w:r>
-    </w:p>
     <w:bookmarkEnd w:id="57"/>
-    <w:bookmarkEnd w:id="58"/>
     <w:sectPr>
       <w:headerReference r:id="rId9" w:type="default"/>
       <w:footerReference r:id="rId11" w:type="default"/>
@@ -767,7 +2193,7 @@
       <w:rPr>
         <w:sz w:val="16"/>
       </w:rPr>
-      <w:t>Unterrichtsmaterial Oberschule Sachsen · Version v0.4.0-410-g8744ce6-dirty · Build 17.08.2026</w:t>
+      <w:t>Unterrichtsmaterial Oberschule Sachsen · Version v0.4.0-444-gad95bb4-dirty · Build 18.08.2026</w:t>
     </w:r>
   </w:p>
 </w:ftr>
@@ -1077,6 +2503,82 @@
       </w:pPr>
     </w:lvl>
   </w:abstractNum>
+  <w:abstractNum w:abstractNumId="991">
+    <w:nsid w:val="A991"/>
+    <w:multiLevelType w:val="multilevel"/>
+    <w:lvl w:ilvl="0">
+      <w:numFmt w:val="bullet"/>
+      <w:lvlText w:val="•"/>
+      <w:lvlJc w:val="left"/>
+      <w:pPr>
+        <w:ind w:left="720" w:hanging="480"/>
+      </w:pPr>
+    </w:lvl>
+    <w:lvl w:ilvl="1">
+      <w:numFmt w:val="bullet"/>
+      <w:lvlText w:val="–"/>
+      <w:lvlJc w:val="left"/>
+      <w:pPr>
+        <w:ind w:left="1440" w:hanging="480"/>
+      </w:pPr>
+    </w:lvl>
+    <w:lvl w:ilvl="2">
+      <w:numFmt w:val="bullet"/>
+      <w:lvlText w:val="•"/>
+      <w:lvlJc w:val="left"/>
+      <w:pPr>
+        <w:ind w:left="2160" w:hanging="480"/>
+      </w:pPr>
+    </w:lvl>
+    <w:lvl w:ilvl="3">
+      <w:numFmt w:val="bullet"/>
+      <w:lvlText w:val="–"/>
+      <w:lvlJc w:val="left"/>
+      <w:pPr>
+        <w:ind w:left="2880" w:hanging="480"/>
+      </w:pPr>
+    </w:lvl>
+    <w:lvl w:ilvl="4">
+      <w:numFmt w:val="bullet"/>
+      <w:lvlText w:val="•"/>
+      <w:lvlJc w:val="left"/>
+      <w:pPr>
+        <w:ind w:left="3600" w:hanging="480"/>
+      </w:pPr>
+    </w:lvl>
+    <w:lvl w:ilvl="5">
+      <w:numFmt w:val="bullet"/>
+      <w:lvlText w:val="–"/>
+      <w:lvlJc w:val="left"/>
+      <w:pPr>
+        <w:ind w:left="4320" w:hanging="480"/>
+      </w:pPr>
+    </w:lvl>
+    <w:lvl w:ilvl="6">
+      <w:numFmt w:val="bullet"/>
+      <w:lvlText w:val="•"/>
+      <w:lvlJc w:val="left"/>
+      <w:pPr>
+        <w:ind w:left="5040" w:hanging="480"/>
+      </w:pPr>
+    </w:lvl>
+    <w:lvl w:ilvl="7">
+      <w:numFmt w:val="bullet"/>
+      <w:lvlText w:val="–"/>
+      <w:lvlJc w:val="left"/>
+      <w:pPr>
+        <w:ind w:left="5760" w:hanging="480"/>
+      </w:pPr>
+    </w:lvl>
+    <w:lvl w:ilvl="8">
+      <w:numFmt w:val="bullet"/>
+      <w:lvlText w:val="•"/>
+      <w:lvlJc w:val="left"/>
+      <w:pPr>
+        <w:ind w:left="6480" w:hanging="480"/>
+      </w:pPr>
+    </w:lvl>
+  </w:abstractNum>
   <w:num w:numId="1">
     <w:abstractNumId w:val="8"/>
   </w:num>
@@ -1106,6 +2608,51 @@
   </w:num>
   <w:num w:numId="1000">
     <w:abstractNumId w:val="990"/>
+  </w:num>
+  <w:num w:numId="1001">
+    <w:abstractNumId w:val="991"/>
+  </w:num>
+  <w:num w:numId="1002">
+    <w:abstractNumId w:val="991"/>
+  </w:num>
+  <w:num w:numId="1003">
+    <w:abstractNumId w:val="991"/>
+  </w:num>
+  <w:num w:numId="1004">
+    <w:abstractNumId w:val="991"/>
+  </w:num>
+  <w:num w:numId="1005">
+    <w:abstractNumId w:val="991"/>
+  </w:num>
+  <w:num w:numId="1006">
+    <w:abstractNumId w:val="991"/>
+  </w:num>
+  <w:num w:numId="1007">
+    <w:abstractNumId w:val="991"/>
+  </w:num>
+  <w:num w:numId="1008">
+    <w:abstractNumId w:val="991"/>
+  </w:num>
+  <w:num w:numId="1009">
+    <w:abstractNumId w:val="991"/>
+  </w:num>
+  <w:num w:numId="1010">
+    <w:abstractNumId w:val="991"/>
+  </w:num>
+  <w:num w:numId="1011">
+    <w:abstractNumId w:val="991"/>
+  </w:num>
+  <w:num w:numId="1012">
+    <w:abstractNumId w:val="991"/>
+  </w:num>
+  <w:num w:numId="1013">
+    <w:abstractNumId w:val="991"/>
+  </w:num>
+  <w:num w:numId="1014">
+    <w:abstractNumId w:val="991"/>
+  </w:num>
+  <w:num w:numId="1015">
+    <w:abstractNumId w:val="991"/>
   </w:num>
 </w:numbering>
 </file>

--- a/Ausgabe/Klasse_8/03_Robot_Karol/05_Praesentationen.docx
+++ b/Ausgabe/Klasse_8/03_Robot_Karol/05_Praesentationen.docx
@@ -2193,7 +2193,7 @@
       <w:rPr>
         <w:sz w:val="16"/>
       </w:rPr>
-      <w:t>Unterrichtsmaterial Oberschule Sachsen · Version v0.4.0-444-gad95bb4-dirty · Build 18.08.2026</w:t>
+      <w:t>Unterrichtsmaterial Oberschule Sachsen · Version v0.4.0-459-gb11fd20-dirty · Build 18.08.2026</w:t>
     </w:r>
   </w:p>
 </w:ftr>

--- a/Ausgabe/Klasse_8/03_Robot_Karol/05_Praesentationen.docx
+++ b/Ausgabe/Klasse_8/03_Robot_Karol/05_Praesentationen.docx
@@ -2193,7 +2193,7 @@
       <w:rPr>
         <w:sz w:val="16"/>
       </w:rPr>
-      <w:t>Unterrichtsmaterial Oberschule Sachsen · Version v0.4.0-459-gb11fd20-dirty · Build 18.08.2026</w:t>
+      <w:t>Unterrichtsmaterial Oberschule Sachsen · Version v0.4.0-444-gad95bb4-dirty · Build 18.08.2026</w:t>
     </w:r>
   </w:p>
 </w:ftr>

--- a/Ausgabe/Klasse_8/03_Robot_Karol/05_Praesentationen.docx
+++ b/Ausgabe/Klasse_8/03_Robot_Karol/05_Praesentationen.docx
@@ -2193,7 +2193,7 @@
       <w:rPr>
         <w:sz w:val="16"/>
       </w:rPr>
-      <w:t>Unterrichtsmaterial Oberschule Sachsen · Version v0.4.0-444-gad95bb4-dirty · Build 18.08.2026</w:t>
+      <w:t>Unterrichtsmaterial Oberschule Sachsen · Version v0.4.0-489-gf58e499-dirty · Build 18.08.2026</w:t>
     </w:r>
   </w:p>
 </w:ftr>

--- a/Ausgabe/Klasse_8/03_Robot_Karol/05_Praesentationen.docx
+++ b/Ausgabe/Klasse_8/03_Robot_Karol/05_Praesentationen.docx
@@ -2193,7 +2193,7 @@
       <w:rPr>
         <w:sz w:val="16"/>
       </w:rPr>
-      <w:t>Unterrichtsmaterial Oberschule Sachsen · Version v0.4.0-444-gad95bb4-dirty · Build 18.08.2026</w:t>
+      <w:t>Unterrichtsmaterial Oberschule Sachsen · Version v0.4.0-490-g2532335-dirty · Build 18.08.2026</w:t>
     </w:r>
   </w:p>
 </w:ftr>

--- a/Ausgabe/Klasse_8/03_Robot_Karol/05_Praesentationen.docx
+++ b/Ausgabe/Klasse_8/03_Robot_Karol/05_Praesentationen.docx
@@ -2193,7 +2193,7 @@
       <w:rPr>
         <w:sz w:val="16"/>
       </w:rPr>
-      <w:t>Unterrichtsmaterial Oberschule Sachsen · Version v0.4.0-490-g2532335-dirty · Build 18.08.2026</w:t>
+      <w:t>Unterrichtsmaterial Oberschule Sachsen · Version v0.4.0-521-gfaabf71-dirty · Build 19.08.2026</w:t>
     </w:r>
   </w:p>
 </w:ftr>

--- a/Ausgabe/Klasse_8/03_Robot_Karol/05_Praesentationen.docx
+++ b/Ausgabe/Klasse_8/03_Robot_Karol/05_Praesentationen.docx
@@ -2193,7 +2193,7 @@
       <w:rPr>
         <w:sz w:val="16"/>
       </w:rPr>
-      <w:t>Unterrichtsmaterial Oberschule Sachsen · Version v0.4.0-490-g2532335-dirty · Build 18.08.2026</w:t>
+      <w:t>Unterrichtsmaterial Oberschule Sachsen · Version v0.4.0-521-g87c4bcc-dirty · Build 19.08.2026</w:t>
     </w:r>
   </w:p>
 </w:ftr>

--- a/Ausgabe/Klasse_8/03_Robot_Karol/05_Praesentationen.docx
+++ b/Ausgabe/Klasse_8/03_Robot_Karol/05_Praesentationen.docx
@@ -2193,7 +2193,7 @@
       <w:rPr>
         <w:sz w:val="16"/>
       </w:rPr>
-      <w:t>Unterrichtsmaterial Oberschule Sachsen · Version v0.4.0-521-g87c4bcc-dirty · Build 19.08.2026</w:t>
+      <w:t>Unterrichtsmaterial Oberschule Sachsen · Version v0.4.0-527-gca6ed1b-dirty · Build 19.08.2026</w:t>
     </w:r>
   </w:p>
 </w:ftr>

--- a/Ausgabe/Klasse_8/03_Robot_Karol/05_Praesentationen.docx
+++ b/Ausgabe/Klasse_8/03_Robot_Karol/05_Praesentationen.docx
@@ -2193,7 +2193,7 @@
       <w:rPr>
         <w:sz w:val="16"/>
       </w:rPr>
-      <w:t>Unterrichtsmaterial Oberschule Sachsen · Version v0.4.0-527-gca6ed1b-dirty · Build 19.08.2026</w:t>
+      <w:t>Unterrichtsmaterial Oberschule Sachsen · Version v0.4.0-530-gbb43ae4-dirty · Build 20.08.2026</w:t>
     </w:r>
   </w:p>
 </w:ftr>

--- a/Ausgabe/Klasse_8/03_Robot_Karol/05_Praesentationen.docx
+++ b/Ausgabe/Klasse_8/03_Robot_Karol/05_Praesentationen.docx
@@ -2193,7 +2193,7 @@
       <w:rPr>
         <w:sz w:val="16"/>
       </w:rPr>
-      <w:t>Unterrichtsmaterial Oberschule Sachsen · Version v0.4.0-530-gbb43ae4-dirty · Build 20.08.2026</w:t>
+      <w:t>Unterrichtsmaterial Oberschule Sachsen · Version v0.4.0-534-gc09a6c6-dirty · Build 20.08.2026</w:t>
     </w:r>
   </w:p>
 </w:ftr>
